--- a/swh/docx/010.content.docx
+++ b/swh/docx/010.content.docx
@@ -363,90 +363,66 @@
           <w:lang w:val="sw_KE" w:bidi="sw_KE"/>
         </w:rPr>
       </w:r>
-      <w:hyperlink r:id="rId13">
-        <w:r>
-          <w:rPr>
-            <w:lang w:val="sw_KE" w:bidi="sw_KE"/>
-          </w:rPr>
-          <w:rPr>
-            <w:color w:val="0000EE"/>
-            <w:u w:val="single"/>
-          </w:rPr>
-          <w:t>2 Timotheo 3:10–13</w:t>
-        </w:r>
-      </w:hyperlink>
-    </w:p>
-    <w:p>
-      <w:pPr>
-        <w:pStyle w:val="ListBullet"/>
-        <w:spacing w:line="240" w:lineRule="auto"/>
-        <w:ind w:left="720"/>
-      </w:pPr>
-      <w:r>
-        <w:rPr>
-          <w:lang w:val="sw_KE" w:bidi="sw_KE"/>
-        </w:rPr>
-      </w:r>
-      <w:hyperlink r:id="rId14">
-        <w:r>
-          <w:rPr>
-            <w:lang w:val="sw_KE" w:bidi="sw_KE"/>
-          </w:rPr>
-          <w:rPr>
-            <w:color w:val="0000EE"/>
-            <w:u w:val="single"/>
-          </w:rPr>
-          <w:t>Matendo 14:1</w:t>
-        </w:r>
-      </w:hyperlink>
-    </w:p>
-    <w:p>
-      <w:pPr>
-        <w:pStyle w:val="ListBullet"/>
-        <w:spacing w:line="240" w:lineRule="auto"/>
-        <w:ind w:left="720"/>
-      </w:pPr>
-      <w:r>
-        <w:rPr>
-          <w:lang w:val="sw_KE" w:bidi="sw_KE"/>
-        </w:rPr>
-      </w:r>
-      <w:hyperlink r:id="rId15">
-        <w:r>
-          <w:rPr>
-            <w:lang w:val="sw_KE" w:bidi="sw_KE"/>
-          </w:rPr>
-          <w:rPr>
-            <w:color w:val="0000EE"/>
-            <w:u w:val="single"/>
-          </w:rPr>
-          <w:t>Matendo 14:19–20</w:t>
-        </w:r>
-      </w:hyperlink>
-    </w:p>
-    <w:p>
-      <w:pPr>
-        <w:pStyle w:val="ListBullet"/>
-        <w:spacing w:line="240" w:lineRule="auto"/>
-        <w:ind w:left="720"/>
-      </w:pPr>
-      <w:r>
-        <w:rPr>
-          <w:lang w:val="sw_KE" w:bidi="sw_KE"/>
-        </w:rPr>
-      </w:r>
-      <w:hyperlink r:id="rId16">
-        <w:r>
-          <w:rPr>
-            <w:lang w:val="sw_KE" w:bidi="sw_KE"/>
-          </w:rPr>
-          <w:rPr>
-            <w:color w:val="0000EE"/>
-            <w:u w:val="single"/>
-          </w:rPr>
-          <w:t>Matendo 16:1–3</w:t>
-        </w:r>
-      </w:hyperlink>
+      <w:r>
+        <w:rPr>
+          <w:lang w:val="sw_KE" w:bidi="sw_KE"/>
+        </w:rPr>
+        <w:t>2 Timotheo 3:10–13</w:t>
+      </w:r>
+    </w:p>
+    <w:p>
+      <w:pPr>
+        <w:pStyle w:val="ListBullet"/>
+        <w:spacing w:line="240" w:lineRule="auto"/>
+        <w:ind w:left="720"/>
+      </w:pPr>
+      <w:r>
+        <w:rPr>
+          <w:lang w:val="sw_KE" w:bidi="sw_KE"/>
+        </w:rPr>
+      </w:r>
+      <w:r>
+        <w:rPr>
+          <w:lang w:val="sw_KE" w:bidi="sw_KE"/>
+        </w:rPr>
+        <w:t>Matendo 14:1</w:t>
+      </w:r>
+    </w:p>
+    <w:p>
+      <w:pPr>
+        <w:pStyle w:val="ListBullet"/>
+        <w:spacing w:line="240" w:lineRule="auto"/>
+        <w:ind w:left="720"/>
+      </w:pPr>
+      <w:r>
+        <w:rPr>
+          <w:lang w:val="sw_KE" w:bidi="sw_KE"/>
+        </w:rPr>
+      </w:r>
+      <w:r>
+        <w:rPr>
+          <w:lang w:val="sw_KE" w:bidi="sw_KE"/>
+        </w:rPr>
+        <w:t>Matendo 14:19–20</w:t>
+      </w:r>
+    </w:p>
+    <w:p>
+      <w:pPr>
+        <w:pStyle w:val="ListBullet"/>
+        <w:spacing w:line="240" w:lineRule="auto"/>
+        <w:ind w:left="720"/>
+      </w:pPr>
+      <w:r>
+        <w:rPr>
+          <w:lang w:val="sw_KE" w:bidi="sw_KE"/>
+        </w:rPr>
+      </w:r>
+      <w:r>
+        <w:rPr>
+          <w:lang w:val="sw_KE" w:bidi="sw_KE"/>
+        </w:rPr>
+        <w:t>Matendo 16:1–3</w:t>
+      </w:r>
     </w:p>
     <w:p>
       <w:pPr>
@@ -680,114 +656,84 @@
           <w:lang w:val="sw_KE" w:bidi="sw_KE"/>
         </w:rPr>
       </w:r>
-      <w:hyperlink r:id="rId17">
-        <w:r>
-          <w:rPr>
-            <w:lang w:val="sw_KE" w:bidi="sw_KE"/>
-          </w:rPr>
-          <w:rPr>
-            <w:color w:val="0000EE"/>
-            <w:u w:val="single"/>
-          </w:rPr>
-          <w:t>2 Mambo ya Nyakati 28:7–8</w:t>
-        </w:r>
-      </w:hyperlink>
-    </w:p>
-    <w:p>
-      <w:pPr>
-        <w:pStyle w:val="ListBullet"/>
-        <w:spacing w:line="240" w:lineRule="auto"/>
-        <w:ind w:left="720"/>
-      </w:pPr>
-      <w:r>
-        <w:rPr>
-          <w:lang w:val="sw_KE" w:bidi="sw_KE"/>
-        </w:rPr>
-      </w:r>
-      <w:hyperlink r:id="rId18">
-        <w:r>
-          <w:rPr>
-            <w:lang w:val="sw_KE" w:bidi="sw_KE"/>
-          </w:rPr>
-          <w:rPr>
-            <w:color w:val="0000EE"/>
-            <w:u w:val="single"/>
-          </w:rPr>
-          <w:t>2 Samweli 11:2–3</w:t>
-        </w:r>
-      </w:hyperlink>
-    </w:p>
-    <w:p>
-      <w:pPr>
-        <w:pStyle w:val="ListBullet"/>
-        <w:spacing w:line="240" w:lineRule="auto"/>
-        <w:ind w:left="720"/>
-      </w:pPr>
-      <w:r>
-        <w:rPr>
-          <w:lang w:val="sw_KE" w:bidi="sw_KE"/>
-        </w:rPr>
-      </w:r>
-      <w:hyperlink r:id="rId19">
-        <w:r>
-          <w:rPr>
-            <w:lang w:val="sw_KE" w:bidi="sw_KE"/>
-          </w:rPr>
-          <w:rPr>
-            <w:color w:val="0000EE"/>
-            <w:u w:val="single"/>
-          </w:rPr>
-          <w:t>Danieli 5:5–6</w:t>
-        </w:r>
-      </w:hyperlink>
-    </w:p>
-    <w:p>
-      <w:pPr>
-        <w:pStyle w:val="ListBullet"/>
-        <w:spacing w:line="240" w:lineRule="auto"/>
-        <w:ind w:left="720"/>
-      </w:pPr>
-      <w:r>
-        <w:rPr>
-          <w:lang w:val="sw_KE" w:bidi="sw_KE"/>
-        </w:rPr>
-      </w:r>
-      <w:hyperlink r:id="rId20">
-        <w:r>
-          <w:rPr>
-            <w:lang w:val="sw_KE" w:bidi="sw_KE"/>
-          </w:rPr>
-          <w:rPr>
-            <w:color w:val="0000EE"/>
-            <w:u w:val="single"/>
-          </w:rPr>
-          <w:t>Mathayo 26:3–5</w:t>
-        </w:r>
-      </w:hyperlink>
-    </w:p>
-    <w:p>
-      <w:pPr>
-        <w:pStyle w:val="ListBullet"/>
-        <w:spacing w:line="240" w:lineRule="auto"/>
-        <w:ind w:left="720"/>
-      </w:pPr>
-      <w:r>
-        <w:rPr>
-          <w:lang w:val="sw_KE" w:bidi="sw_KE"/>
-        </w:rPr>
-      </w:r>
-      <w:hyperlink r:id="rId21">
-        <w:r>
-          <w:rPr>
-            <w:lang w:val="sw_KE" w:bidi="sw_KE"/>
-          </w:rPr>
-          <w:rPr>
-            <w:color w:val="0000EE"/>
-            <w:u w:val="single"/>
-          </w:rPr>
-          <w:t>Zaburi 45:8</w:t>
-        </w:r>
-      </w:hyperlink>
+      <w:r>
+        <w:rPr>
+          <w:lang w:val="sw_KE" w:bidi="sw_KE"/>
+        </w:rPr>
+        <w:t>2 Mambo ya Nyakati 28:7–8</w:t>
+      </w:r>
+    </w:p>
+    <w:p>
+      <w:pPr>
+        <w:pStyle w:val="ListBullet"/>
+        <w:spacing w:line="240" w:lineRule="auto"/>
+        <w:ind w:left="720"/>
+      </w:pPr>
+      <w:r>
+        <w:rPr>
+          <w:lang w:val="sw_KE" w:bidi="sw_KE"/>
+        </w:rPr>
+      </w:r>
+      <w:r>
+        <w:rPr>
+          <w:lang w:val="sw_KE" w:bidi="sw_KE"/>
+        </w:rPr>
+        <w:t>2 Samweli 11:2–3</w:t>
+      </w:r>
+    </w:p>
+    <w:p>
+      <w:pPr>
+        <w:pStyle w:val="ListBullet"/>
+        <w:spacing w:line="240" w:lineRule="auto"/>
+        <w:ind w:left="720"/>
+      </w:pPr>
+      <w:r>
+        <w:rPr>
+          <w:lang w:val="sw_KE" w:bidi="sw_KE"/>
+        </w:rPr>
+      </w:r>
+      <w:r>
+        <w:rPr>
+          <w:lang w:val="sw_KE" w:bidi="sw_KE"/>
+        </w:rPr>
+        <w:t>Danieli 5:5–6</w:t>
+      </w:r>
+    </w:p>
+    <w:p>
+      <w:pPr>
+        <w:pStyle w:val="ListBullet"/>
+        <w:spacing w:line="240" w:lineRule="auto"/>
+        <w:ind w:left="720"/>
+      </w:pPr>
+      <w:r>
+        <w:rPr>
+          <w:lang w:val="sw_KE" w:bidi="sw_KE"/>
+        </w:rPr>
+      </w:r>
+      <w:r>
+        <w:rPr>
+          <w:lang w:val="sw_KE" w:bidi="sw_KE"/>
+        </w:rPr>
+        <w:t>Mathayo 26:3–5</w:t>
+      </w:r>
+    </w:p>
+    <w:p>
+      <w:pPr>
+        <w:pStyle w:val="ListBullet"/>
+        <w:spacing w:line="240" w:lineRule="auto"/>
+        <w:ind w:left="720"/>
+      </w:pPr>
+      <w:r>
+        <w:rPr>
+          <w:lang w:val="sw_KE" w:bidi="sw_KE"/>
+        </w:rPr>
+      </w:r>
+      <w:r>
+        <w:rPr>
+          <w:lang w:val="sw_KE" w:bidi="sw_KE"/>
+        </w:rPr>
+        <w:t>Zaburi 45:8</w:t>
+      </w:r>
     </w:p>
     <w:p>
       <w:pPr>
@@ -1026,79 +972,55 @@
           <w:lang w:val="sw_KE" w:bidi="sw_KE"/>
         </w:rPr>
       </w:r>
-      <w:hyperlink r:id="rId22">
-        <w:r>
-          <w:rPr>
-            <w:lang w:val="sw_KE" w:bidi="sw_KE"/>
-          </w:rPr>
-          <w:rPr>
-            <w:color w:val="0000EE"/>
-            <w:u w:val="single"/>
-          </w:rPr>
-          <w:t>Danieli 8:24–25</w:t>
-        </w:r>
-      </w:hyperlink>
-    </w:p>
-    <w:p>
-      <w:pPr>
-        <w:pStyle w:val="ListBullet"/>
-        <w:spacing w:line="240" w:lineRule="auto"/>
-        <w:ind w:left="720"/>
-      </w:pPr>
-      <w:r>
-        <w:rPr>
-          <w:lang w:val="sw_KE" w:bidi="sw_KE"/>
-        </w:rPr>
+      <w:r>
+        <w:rPr>
+          <w:lang w:val="sw_KE" w:bidi="sw_KE"/>
+        </w:rPr>
+        <w:t>Danieli 8:24–25</w:t>
+      </w:r>
+    </w:p>
+    <w:p>
+      <w:pPr>
+        <w:pStyle w:val="ListBullet"/>
+        <w:spacing w:line="240" w:lineRule="auto"/>
+        <w:ind w:left="720"/>
+      </w:pPr>
+      <w:r>
+        <w:rPr>
+          <w:lang w:val="sw_KE" w:bidi="sw_KE"/>
+        </w:rPr>
+      </w:r>
+      <w:r>
+        <w:rPr>
+          <w:lang w:val="sw_KE" w:bidi="sw_KE"/>
+        </w:rPr>
+        <w:t>Yeremia 4:13</w:t>
         <w:br/>
       </w:r>
-      <w:hyperlink r:id="rId23">
-        <w:r>
-          <w:rPr>
-            <w:lang w:val="sw_KE" w:bidi="sw_KE"/>
-          </w:rPr>
-          <w:rPr>
-            <w:color w:val="0000EE"/>
-            <w:u w:val="single"/>
-          </w:rPr>
-          <w:t>Yeremia 4:13</w:t>
-        </w:r>
-      </w:hyperlink>
-      <w:hyperlink r:id="rId24">
-        <w:r>
-          <w:rPr>
-            <w:lang w:val="sw_KE" w:bidi="sw_KE"/>
-          </w:rPr>
-          <w:rPr>
-            <w:color w:val="0000EE"/>
-            <w:u w:val="single"/>
-          </w:rPr>
-          <w:t>Hesabu 21:30</w:t>
-        </w:r>
-      </w:hyperlink>
-    </w:p>
-    <w:p>
-      <w:pPr>
-        <w:pStyle w:val="ListBullet"/>
-        <w:spacing w:line="240" w:lineRule="auto"/>
-        <w:ind w:left="720"/>
-      </w:pPr>
-      <w:r>
-        <w:rPr>
-          <w:lang w:val="sw_KE" w:bidi="sw_KE"/>
-        </w:rPr>
-      </w:r>
-      <w:hyperlink r:id="rId25">
-        <w:r>
-          <w:rPr>
-            <w:lang w:val="sw_KE" w:bidi="sw_KE"/>
-          </w:rPr>
-          <w:rPr>
-            <w:color w:val="0000EE"/>
-            <w:u w:val="single"/>
-          </w:rPr>
-          <w:t>Sefania 1:13</w:t>
-        </w:r>
-      </w:hyperlink>
+      <w:r>
+        <w:rPr>
+          <w:lang w:val="sw_KE" w:bidi="sw_KE"/>
+        </w:rPr>
+        <w:t>Hesabu 21:30</w:t>
+      </w:r>
+    </w:p>
+    <w:p>
+      <w:pPr>
+        <w:pStyle w:val="ListBullet"/>
+        <w:spacing w:line="240" w:lineRule="auto"/>
+        <w:ind w:left="720"/>
+      </w:pPr>
+      <w:r>
+        <w:rPr>
+          <w:lang w:val="sw_KE" w:bidi="sw_KE"/>
+        </w:rPr>
+      </w:r>
+      <w:r>
+        <w:rPr>
+          <w:lang w:val="sw_KE" w:bidi="sw_KE"/>
+        </w:rPr>
+        <w:t>Sefania 1:13</w:t>
+      </w:r>
     </w:p>
     <w:p>
       <w:pPr>
@@ -1445,18 +1367,12 @@
           <w:lang w:val="sw_KE" w:bidi="sw_KE"/>
         </w:rPr>
       </w:r>
-      <w:hyperlink r:id="rId26">
-        <w:r>
-          <w:rPr>
-            <w:lang w:val="sw_KE" w:bidi="sw_KE"/>
-          </w:rPr>
-          <w:rPr>
-            <w:color w:val="0000EE"/>
-            <w:u w:val="single"/>
-          </w:rPr>
-          <w:t>2 Timotheo 4:7</w:t>
-        </w:r>
-      </w:hyperlink>
+      <w:r>
+        <w:rPr>
+          <w:lang w:val="sw_KE" w:bidi="sw_KE"/>
+        </w:rPr>
+        <w:t>2 Timotheo 4:7</w:t>
+      </w:r>
       <w:r>
         <w:rPr>
           <w:lang w:val="sw_KE" w:bidi="sw_KE"/>
@@ -1475,66 +1391,48 @@
           <w:lang w:val="sw_KE" w:bidi="sw_KE"/>
         </w:rPr>
       </w:r>
-      <w:hyperlink r:id="rId27">
-        <w:r>
-          <w:rPr>
-            <w:lang w:val="sw_KE" w:bidi="sw_KE"/>
-          </w:rPr>
-          <w:rPr>
-            <w:color w:val="0000EE"/>
-            <w:u w:val="single"/>
-          </w:rPr>
-          <w:t>Matendo 6:7</w:t>
-        </w:r>
-      </w:hyperlink>
-    </w:p>
-    <w:p>
-      <w:pPr>
-        <w:pStyle w:val="ListBullet"/>
-        <w:spacing w:line="240" w:lineRule="auto"/>
-        <w:ind w:left="720"/>
-      </w:pPr>
-      <w:r>
-        <w:rPr>
-          <w:lang w:val="sw_KE" w:bidi="sw_KE"/>
-        </w:rPr>
-      </w:r>
-      <w:hyperlink r:id="rId28">
-        <w:r>
-          <w:rPr>
-            <w:lang w:val="sw_KE" w:bidi="sw_KE"/>
-          </w:rPr>
-          <w:rPr>
-            <w:color w:val="0000EE"/>
-            <w:u w:val="single"/>
-          </w:rPr>
-          <w:t>Wagalatia 2:20–21</w:t>
-        </w:r>
-      </w:hyperlink>
-    </w:p>
-    <w:p>
-      <w:pPr>
-        <w:pStyle w:val="ListBullet"/>
-        <w:spacing w:line="240" w:lineRule="auto"/>
-        <w:ind w:left="720"/>
-      </w:pPr>
-      <w:r>
-        <w:rPr>
-          <w:lang w:val="sw_KE" w:bidi="sw_KE"/>
-        </w:rPr>
-      </w:r>
-      <w:hyperlink r:id="rId29">
-        <w:r>
-          <w:rPr>
-            <w:lang w:val="sw_KE" w:bidi="sw_KE"/>
-          </w:rPr>
-          <w:rPr>
-            <w:color w:val="0000EE"/>
-            <w:u w:val="single"/>
-          </w:rPr>
-          <w:t>Yakobo 2:20</w:t>
-        </w:r>
-      </w:hyperlink>
+      <w:r>
+        <w:rPr>
+          <w:lang w:val="sw_KE" w:bidi="sw_KE"/>
+        </w:rPr>
+        <w:t>Matendo 6:7</w:t>
+      </w:r>
+    </w:p>
+    <w:p>
+      <w:pPr>
+        <w:pStyle w:val="ListBullet"/>
+        <w:spacing w:line="240" w:lineRule="auto"/>
+        <w:ind w:left="720"/>
+      </w:pPr>
+      <w:r>
+        <w:rPr>
+          <w:lang w:val="sw_KE" w:bidi="sw_KE"/>
+        </w:rPr>
+      </w:r>
+      <w:r>
+        <w:rPr>
+          <w:lang w:val="sw_KE" w:bidi="sw_KE"/>
+        </w:rPr>
+        <w:t>Wagalatia 2:20–21</w:t>
+      </w:r>
+    </w:p>
+    <w:p>
+      <w:pPr>
+        <w:pStyle w:val="ListBullet"/>
+        <w:spacing w:line="240" w:lineRule="auto"/>
+        <w:ind w:left="720"/>
+      </w:pPr>
+      <w:r>
+        <w:rPr>
+          <w:lang w:val="sw_KE" w:bidi="sw_KE"/>
+        </w:rPr>
+      </w:r>
+      <w:r>
+        <w:rPr>
+          <w:lang w:val="sw_KE" w:bidi="sw_KE"/>
+        </w:rPr>
+        <w:t>Yakobo 2:20</w:t>
+      </w:r>
     </w:p>
     <w:p>
       <w:pPr>
@@ -2020,42 +1918,30 @@
           <w:lang w:val="sw_KE" w:bidi="sw_KE"/>
         </w:rPr>
       </w:r>
-      <w:hyperlink r:id="rId30">
-        <w:r>
-          <w:rPr>
-            <w:lang w:val="sw_KE" w:bidi="sw_KE"/>
-          </w:rPr>
-          <w:rPr>
-            <w:color w:val="0000EE"/>
-            <w:u w:val="single"/>
-          </w:rPr>
-          <w:t>1 Mambo ya Nyakati 9:22–24</w:t>
-        </w:r>
-      </w:hyperlink>
-    </w:p>
-    <w:p>
-      <w:pPr>
-        <w:pStyle w:val="ListBullet"/>
-        <w:spacing w:line="240" w:lineRule="auto"/>
-        <w:ind w:left="720"/>
-      </w:pPr>
-      <w:r>
-        <w:rPr>
-          <w:lang w:val="sw_KE" w:bidi="sw_KE"/>
-        </w:rPr>
-      </w:r>
-      <w:hyperlink r:id="rId31">
-        <w:r>
-          <w:rPr>
-            <w:lang w:val="sw_KE" w:bidi="sw_KE"/>
-          </w:rPr>
-          <w:rPr>
-            <w:color w:val="0000EE"/>
-            <w:u w:val="single"/>
-          </w:rPr>
-          <w:t>1 Timotheo 4:9</w:t>
-        </w:r>
-      </w:hyperlink>
+      <w:r>
+        <w:rPr>
+          <w:lang w:val="sw_KE" w:bidi="sw_KE"/>
+        </w:rPr>
+        <w:t>1 Mambo ya Nyakati 9:22–24</w:t>
+      </w:r>
+    </w:p>
+    <w:p>
+      <w:pPr>
+        <w:pStyle w:val="ListBullet"/>
+        <w:spacing w:line="240" w:lineRule="auto"/>
+        <w:ind w:left="720"/>
+      </w:pPr>
+      <w:r>
+        <w:rPr>
+          <w:lang w:val="sw_KE" w:bidi="sw_KE"/>
+        </w:rPr>
+      </w:r>
+      <w:r>
+        <w:rPr>
+          <w:lang w:val="sw_KE" w:bidi="sw_KE"/>
+        </w:rPr>
+        <w:t>1 Timotheo 4:9</w:t>
+      </w:r>
       <w:r>
         <w:rPr>
           <w:lang w:val="sw_KE" w:bidi="sw_KE"/>
@@ -2074,114 +1960,84 @@
           <w:lang w:val="sw_KE" w:bidi="sw_KE"/>
         </w:rPr>
       </w:r>
-      <w:hyperlink r:id="rId32">
-        <w:r>
-          <w:rPr>
-            <w:lang w:val="sw_KE" w:bidi="sw_KE"/>
-          </w:rPr>
-          <w:rPr>
-            <w:color w:val="0000EE"/>
-            <w:u w:val="single"/>
-          </w:rPr>
-          <w:t>Hosea 10:12–13</w:t>
-        </w:r>
-      </w:hyperlink>
-    </w:p>
-    <w:p>
-      <w:pPr>
-        <w:pStyle w:val="ListBullet"/>
-        <w:spacing w:line="240" w:lineRule="auto"/>
-        <w:ind w:left="720"/>
-      </w:pPr>
-      <w:r>
-        <w:rPr>
-          <w:lang w:val="sw_KE" w:bidi="sw_KE"/>
-        </w:rPr>
-      </w:r>
-      <w:hyperlink r:id="rId33">
-        <w:r>
-          <w:rPr>
-            <w:lang w:val="sw_KE" w:bidi="sw_KE"/>
-          </w:rPr>
-          <w:rPr>
-            <w:color w:val="0000EE"/>
-            <w:u w:val="single"/>
-          </w:rPr>
-          <w:t>Isaya 31:1–2</w:t>
-        </w:r>
-      </w:hyperlink>
-    </w:p>
-    <w:p>
-      <w:pPr>
-        <w:pStyle w:val="ListBullet"/>
-        <w:spacing w:line="240" w:lineRule="auto"/>
-        <w:ind w:left="720"/>
-      </w:pPr>
-      <w:r>
-        <w:rPr>
-          <w:lang w:val="sw_KE" w:bidi="sw_KE"/>
-        </w:rPr>
-      </w:r>
-      <w:hyperlink r:id="rId34">
-        <w:r>
-          <w:rPr>
-            <w:lang w:val="sw_KE" w:bidi="sw_KE"/>
-          </w:rPr>
-          <w:rPr>
-            <w:color w:val="0000EE"/>
-            <w:u w:val="single"/>
-          </w:rPr>
-          <w:t>Nehemia 13:13</w:t>
-        </w:r>
-      </w:hyperlink>
-    </w:p>
-    <w:p>
-      <w:pPr>
-        <w:pStyle w:val="ListBullet"/>
-        <w:spacing w:line="240" w:lineRule="auto"/>
-        <w:ind w:left="720"/>
-      </w:pPr>
-      <w:r>
-        <w:rPr>
-          <w:lang w:val="sw_KE" w:bidi="sw_KE"/>
-        </w:rPr>
-      </w:r>
-      <w:hyperlink r:id="rId35">
-        <w:r>
-          <w:rPr>
-            <w:lang w:val="sw_KE" w:bidi="sw_KE"/>
-          </w:rPr>
-          <w:rPr>
-            <w:color w:val="0000EE"/>
-            <w:u w:val="single"/>
-          </w:rPr>
-          <w:t>Zaburi 31:5</w:t>
-        </w:r>
-      </w:hyperlink>
-    </w:p>
-    <w:p>
-      <w:pPr>
-        <w:pStyle w:val="ListBullet"/>
-        <w:spacing w:line="240" w:lineRule="auto"/>
-        <w:ind w:left="720"/>
-      </w:pPr>
-      <w:r>
-        <w:rPr>
-          <w:lang w:val="sw_KE" w:bidi="sw_KE"/>
-        </w:rPr>
-      </w:r>
-      <w:hyperlink r:id="rId36">
-        <w:r>
-          <w:rPr>
-            <w:lang w:val="sw_KE" w:bidi="sw_KE"/>
-          </w:rPr>
-          <w:rPr>
-            <w:color w:val="0000EE"/>
-            <w:u w:val="single"/>
-          </w:rPr>
-          <w:t>Tito 3:8</w:t>
-        </w:r>
-      </w:hyperlink>
+      <w:r>
+        <w:rPr>
+          <w:lang w:val="sw_KE" w:bidi="sw_KE"/>
+        </w:rPr>
+        <w:t>Hosea 10:12–13</w:t>
+      </w:r>
+    </w:p>
+    <w:p>
+      <w:pPr>
+        <w:pStyle w:val="ListBullet"/>
+        <w:spacing w:line="240" w:lineRule="auto"/>
+        <w:ind w:left="720"/>
+      </w:pPr>
+      <w:r>
+        <w:rPr>
+          <w:lang w:val="sw_KE" w:bidi="sw_KE"/>
+        </w:rPr>
+      </w:r>
+      <w:r>
+        <w:rPr>
+          <w:lang w:val="sw_KE" w:bidi="sw_KE"/>
+        </w:rPr>
+        <w:t>Isaya 31:1–2</w:t>
+      </w:r>
+    </w:p>
+    <w:p>
+      <w:pPr>
+        <w:pStyle w:val="ListBullet"/>
+        <w:spacing w:line="240" w:lineRule="auto"/>
+        <w:ind w:left="720"/>
+      </w:pPr>
+      <w:r>
+        <w:rPr>
+          <w:lang w:val="sw_KE" w:bidi="sw_KE"/>
+        </w:rPr>
+      </w:r>
+      <w:r>
+        <w:rPr>
+          <w:lang w:val="sw_KE" w:bidi="sw_KE"/>
+        </w:rPr>
+        <w:t>Nehemia 13:13</w:t>
+      </w:r>
+    </w:p>
+    <w:p>
+      <w:pPr>
+        <w:pStyle w:val="ListBullet"/>
+        <w:spacing w:line="240" w:lineRule="auto"/>
+        <w:ind w:left="720"/>
+      </w:pPr>
+      <w:r>
+        <w:rPr>
+          <w:lang w:val="sw_KE" w:bidi="sw_KE"/>
+        </w:rPr>
+      </w:r>
+      <w:r>
+        <w:rPr>
+          <w:lang w:val="sw_KE" w:bidi="sw_KE"/>
+        </w:rPr>
+        <w:t>Zaburi 31:5</w:t>
+      </w:r>
+    </w:p>
+    <w:p>
+      <w:pPr>
+        <w:pStyle w:val="ListBullet"/>
+        <w:spacing w:line="240" w:lineRule="auto"/>
+        <w:ind w:left="720"/>
+      </w:pPr>
+      <w:r>
+        <w:rPr>
+          <w:lang w:val="sw_KE" w:bidi="sw_KE"/>
+        </w:rPr>
+      </w:r>
+      <w:r>
+        <w:rPr>
+          <w:lang w:val="sw_KE" w:bidi="sw_KE"/>
+        </w:rPr>
+        <w:t>Tito 3:8</w:t>
+      </w:r>
     </w:p>
     <w:p>
       <w:pPr>
@@ -2628,186 +2484,138 @@
           <w:lang w:val="sw_KE" w:bidi="sw_KE"/>
         </w:rPr>
       </w:r>
-      <w:hyperlink r:id="rId37">
-        <w:r>
-          <w:rPr>
-            <w:lang w:val="sw_KE" w:bidi="sw_KE"/>
-          </w:rPr>
-          <w:rPr>
-            <w:color w:val="0000EE"/>
-            <w:u w:val="single"/>
-          </w:rPr>
-          <w:t>2 Wafalme 5:18</w:t>
-        </w:r>
-      </w:hyperlink>
-    </w:p>
-    <w:p>
-      <w:pPr>
-        <w:pStyle w:val="ListBullet"/>
-        <w:spacing w:line="240" w:lineRule="auto"/>
-        <w:ind w:left="720"/>
-      </w:pPr>
-      <w:r>
-        <w:rPr>
-          <w:lang w:val="sw_KE" w:bidi="sw_KE"/>
-        </w:rPr>
-      </w:r>
-      <w:hyperlink r:id="rId38">
-        <w:r>
-          <w:rPr>
-            <w:lang w:val="sw_KE" w:bidi="sw_KE"/>
-          </w:rPr>
-          <w:rPr>
-            <w:color w:val="0000EE"/>
-            <w:u w:val="single"/>
-          </w:rPr>
-          <w:t>Kutoka 20:5</w:t>
-        </w:r>
-      </w:hyperlink>
-    </w:p>
-    <w:p>
-      <w:pPr>
-        <w:pStyle w:val="ListBullet"/>
-        <w:spacing w:line="240" w:lineRule="auto"/>
-        <w:ind w:left="720"/>
-      </w:pPr>
-      <w:r>
-        <w:rPr>
-          <w:lang w:val="sw_KE" w:bidi="sw_KE"/>
-        </w:rPr>
-      </w:r>
-      <w:hyperlink r:id="rId39">
-        <w:r>
-          <w:rPr>
-            <w:lang w:val="sw_KE" w:bidi="sw_KE"/>
-          </w:rPr>
-          <w:rPr>
-            <w:color w:val="0000EE"/>
-            <w:u w:val="single"/>
-          </w:rPr>
-          <w:t>Mwanzo 24:26</w:t>
-        </w:r>
-      </w:hyperlink>
-    </w:p>
-    <w:p>
-      <w:pPr>
-        <w:pStyle w:val="ListBullet"/>
-        <w:spacing w:line="240" w:lineRule="auto"/>
-        <w:ind w:left="720"/>
-      </w:pPr>
-      <w:r>
-        <w:rPr>
-          <w:lang w:val="sw_KE" w:bidi="sw_KE"/>
-        </w:rPr>
-      </w:r>
-      <w:hyperlink r:id="rId40">
-        <w:r>
-          <w:rPr>
-            <w:lang w:val="sw_KE" w:bidi="sw_KE"/>
-          </w:rPr>
-          <w:rPr>
-            <w:color w:val="0000EE"/>
-            <w:u w:val="single"/>
-          </w:rPr>
-          <w:t>Mwanzo 44:14</w:t>
-        </w:r>
-      </w:hyperlink>
-    </w:p>
-    <w:p>
-      <w:pPr>
-        <w:pStyle w:val="ListBullet"/>
-        <w:spacing w:line="240" w:lineRule="auto"/>
-        <w:ind w:left="720"/>
-      </w:pPr>
-      <w:r>
-        <w:rPr>
-          <w:lang w:val="sw_KE" w:bidi="sw_KE"/>
-        </w:rPr>
-      </w:r>
-      <w:hyperlink r:id="rId41">
-        <w:r>
-          <w:rPr>
-            <w:lang w:val="sw_KE" w:bidi="sw_KE"/>
-          </w:rPr>
-          <w:rPr>
-            <w:color w:val="0000EE"/>
-            <w:u w:val="single"/>
-          </w:rPr>
-          <w:t>Isaya 44:19</w:t>
-        </w:r>
-      </w:hyperlink>
-    </w:p>
-    <w:p>
-      <w:pPr>
-        <w:pStyle w:val="ListBullet"/>
-        <w:spacing w:line="240" w:lineRule="auto"/>
-        <w:ind w:left="720"/>
-      </w:pPr>
-      <w:r>
-        <w:rPr>
-          <w:lang w:val="sw_KE" w:bidi="sw_KE"/>
-        </w:rPr>
-      </w:r>
-      <w:hyperlink r:id="rId42">
-        <w:r>
-          <w:rPr>
-            <w:lang w:val="sw_KE" w:bidi="sw_KE"/>
-          </w:rPr>
-          <w:rPr>
-            <w:color w:val="0000EE"/>
-            <w:u w:val="single"/>
-          </w:rPr>
-          <w:t>Luka 24:5</w:t>
-        </w:r>
-      </w:hyperlink>
-    </w:p>
-    <w:p>
-      <w:pPr>
-        <w:pStyle w:val="ListBullet"/>
-        <w:spacing w:line="240" w:lineRule="auto"/>
-        <w:ind w:left="720"/>
-      </w:pPr>
-      <w:r>
-        <w:rPr>
-          <w:lang w:val="sw_KE" w:bidi="sw_KE"/>
-        </w:rPr>
-      </w:r>
-      <w:hyperlink r:id="rId43">
-        <w:r>
-          <w:rPr>
-            <w:lang w:val="sw_KE" w:bidi="sw_KE"/>
-          </w:rPr>
-          <w:rPr>
-            <w:color w:val="0000EE"/>
-            <w:u w:val="single"/>
-          </w:rPr>
-          <w:t>Mathayo 2:11</w:t>
-        </w:r>
-      </w:hyperlink>
-    </w:p>
-    <w:p>
-      <w:pPr>
-        <w:pStyle w:val="ListBullet"/>
-        <w:spacing w:line="240" w:lineRule="auto"/>
-        <w:ind w:left="720"/>
-      </w:pPr>
-      <w:r>
-        <w:rPr>
-          <w:lang w:val="sw_KE" w:bidi="sw_KE"/>
-        </w:rPr>
-      </w:r>
-      <w:hyperlink r:id="rId44">
-        <w:r>
-          <w:rPr>
-            <w:lang w:val="sw_KE" w:bidi="sw_KE"/>
-          </w:rPr>
-          <w:rPr>
-            <w:color w:val="0000EE"/>
-            <w:u w:val="single"/>
-          </w:rPr>
-          <w:t>Ufunuo 3:9</w:t>
-        </w:r>
-      </w:hyperlink>
+      <w:r>
+        <w:rPr>
+          <w:lang w:val="sw_KE" w:bidi="sw_KE"/>
+        </w:rPr>
+        <w:t>2 Wafalme 5:18</w:t>
+      </w:r>
+    </w:p>
+    <w:p>
+      <w:pPr>
+        <w:pStyle w:val="ListBullet"/>
+        <w:spacing w:line="240" w:lineRule="auto"/>
+        <w:ind w:left="720"/>
+      </w:pPr>
+      <w:r>
+        <w:rPr>
+          <w:lang w:val="sw_KE" w:bidi="sw_KE"/>
+        </w:rPr>
+      </w:r>
+      <w:r>
+        <w:rPr>
+          <w:lang w:val="sw_KE" w:bidi="sw_KE"/>
+        </w:rPr>
+        <w:t>Kutoka 20:5</w:t>
+      </w:r>
+    </w:p>
+    <w:p>
+      <w:pPr>
+        <w:pStyle w:val="ListBullet"/>
+        <w:spacing w:line="240" w:lineRule="auto"/>
+        <w:ind w:left="720"/>
+      </w:pPr>
+      <w:r>
+        <w:rPr>
+          <w:lang w:val="sw_KE" w:bidi="sw_KE"/>
+        </w:rPr>
+      </w:r>
+      <w:r>
+        <w:rPr>
+          <w:lang w:val="sw_KE" w:bidi="sw_KE"/>
+        </w:rPr>
+        <w:t>Mwanzo 24:26</w:t>
+      </w:r>
+    </w:p>
+    <w:p>
+      <w:pPr>
+        <w:pStyle w:val="ListBullet"/>
+        <w:spacing w:line="240" w:lineRule="auto"/>
+        <w:ind w:left="720"/>
+      </w:pPr>
+      <w:r>
+        <w:rPr>
+          <w:lang w:val="sw_KE" w:bidi="sw_KE"/>
+        </w:rPr>
+      </w:r>
+      <w:r>
+        <w:rPr>
+          <w:lang w:val="sw_KE" w:bidi="sw_KE"/>
+        </w:rPr>
+        <w:t>Mwanzo 44:14</w:t>
+      </w:r>
+    </w:p>
+    <w:p>
+      <w:pPr>
+        <w:pStyle w:val="ListBullet"/>
+        <w:spacing w:line="240" w:lineRule="auto"/>
+        <w:ind w:left="720"/>
+      </w:pPr>
+      <w:r>
+        <w:rPr>
+          <w:lang w:val="sw_KE" w:bidi="sw_KE"/>
+        </w:rPr>
+      </w:r>
+      <w:r>
+        <w:rPr>
+          <w:lang w:val="sw_KE" w:bidi="sw_KE"/>
+        </w:rPr>
+        <w:t>Isaya 44:19</w:t>
+      </w:r>
+    </w:p>
+    <w:p>
+      <w:pPr>
+        <w:pStyle w:val="ListBullet"/>
+        <w:spacing w:line="240" w:lineRule="auto"/>
+        <w:ind w:left="720"/>
+      </w:pPr>
+      <w:r>
+        <w:rPr>
+          <w:lang w:val="sw_KE" w:bidi="sw_KE"/>
+        </w:rPr>
+      </w:r>
+      <w:r>
+        <w:rPr>
+          <w:lang w:val="sw_KE" w:bidi="sw_KE"/>
+        </w:rPr>
+        <w:t>Luka 24:5</w:t>
+      </w:r>
+    </w:p>
+    <w:p>
+      <w:pPr>
+        <w:pStyle w:val="ListBullet"/>
+        <w:spacing w:line="240" w:lineRule="auto"/>
+        <w:ind w:left="720"/>
+      </w:pPr>
+      <w:r>
+        <w:rPr>
+          <w:lang w:val="sw_KE" w:bidi="sw_KE"/>
+        </w:rPr>
+      </w:r>
+      <w:r>
+        <w:rPr>
+          <w:lang w:val="sw_KE" w:bidi="sw_KE"/>
+        </w:rPr>
+        <w:t>Mathayo 2:11</w:t>
+      </w:r>
+    </w:p>
+    <w:p>
+      <w:pPr>
+        <w:pStyle w:val="ListBullet"/>
+        <w:spacing w:line="240" w:lineRule="auto"/>
+        <w:ind w:left="720"/>
+      </w:pPr>
+      <w:r>
+        <w:rPr>
+          <w:lang w:val="sw_KE" w:bidi="sw_KE"/>
+        </w:rPr>
+      </w:r>
+      <w:r>
+        <w:rPr>
+          <w:lang w:val="sw_KE" w:bidi="sw_KE"/>
+        </w:rPr>
+        <w:t>Ufunuo 3:9</w:t>
+      </w:r>
     </w:p>
     <w:p>
       <w:pPr>
@@ -3121,210 +2929,156 @@
           <w:lang w:val="sw_KE" w:bidi="sw_KE"/>
         </w:rPr>
       </w:r>
-      <w:hyperlink r:id="rId45">
-        <w:r>
-          <w:rPr>
-            <w:lang w:val="sw_KE" w:bidi="sw_KE"/>
-          </w:rPr>
-          <w:rPr>
-            <w:color w:val="0000EE"/>
-            <w:u w:val="single"/>
-          </w:rPr>
-          <w:t>Wagalatia 4:28–29</w:t>
-        </w:r>
-      </w:hyperlink>
-    </w:p>
-    <w:p>
-      <w:pPr>
-        <w:pStyle w:val="ListBullet"/>
-        <w:spacing w:line="240" w:lineRule="auto"/>
-        <w:ind w:left="720"/>
-      </w:pPr>
-      <w:r>
-        <w:rPr>
-          <w:lang w:val="sw_KE" w:bidi="sw_KE"/>
-        </w:rPr>
-      </w:r>
-      <w:hyperlink r:id="rId46">
-        <w:r>
-          <w:rPr>
-            <w:lang w:val="sw_KE" w:bidi="sw_KE"/>
-          </w:rPr>
-          <w:rPr>
-            <w:color w:val="0000EE"/>
-            <w:u w:val="single"/>
-          </w:rPr>
-          <w:t>Mwanzo 25:9–11</w:t>
-        </w:r>
-      </w:hyperlink>
-    </w:p>
-    <w:p>
-      <w:pPr>
-        <w:pStyle w:val="ListBullet"/>
-        <w:spacing w:line="240" w:lineRule="auto"/>
-        <w:ind w:left="720"/>
-      </w:pPr>
-      <w:r>
-        <w:rPr>
-          <w:lang w:val="sw_KE" w:bidi="sw_KE"/>
-        </w:rPr>
-      </w:r>
-      <w:hyperlink r:id="rId47">
-        <w:r>
-          <w:rPr>
-            <w:lang w:val="sw_KE" w:bidi="sw_KE"/>
-          </w:rPr>
-          <w:rPr>
-            <w:color w:val="0000EE"/>
-            <w:u w:val="single"/>
-          </w:rPr>
-          <w:t>Mwanzo 25:19</w:t>
-        </w:r>
-      </w:hyperlink>
-    </w:p>
-    <w:p>
-      <w:pPr>
-        <w:pStyle w:val="ListBullet"/>
-        <w:spacing w:line="240" w:lineRule="auto"/>
-        <w:ind w:left="720"/>
-      </w:pPr>
-      <w:r>
-        <w:rPr>
-          <w:lang w:val="sw_KE" w:bidi="sw_KE"/>
-        </w:rPr>
-      </w:r>
-      <w:hyperlink r:id="rId48">
-        <w:r>
-          <w:rPr>
-            <w:lang w:val="sw_KE" w:bidi="sw_KE"/>
-          </w:rPr>
-          <w:rPr>
-            <w:color w:val="0000EE"/>
-            <w:u w:val="single"/>
-          </w:rPr>
-          <w:t>Mwanzo 26:1</w:t>
-        </w:r>
-      </w:hyperlink>
-    </w:p>
-    <w:p>
-      <w:pPr>
-        <w:pStyle w:val="ListBullet"/>
-        <w:spacing w:line="240" w:lineRule="auto"/>
-        <w:ind w:left="720"/>
-      </w:pPr>
-      <w:r>
-        <w:rPr>
-          <w:lang w:val="sw_KE" w:bidi="sw_KE"/>
-        </w:rPr>
-      </w:r>
-      <w:hyperlink r:id="rId49">
-        <w:r>
-          <w:rPr>
-            <w:lang w:val="sw_KE" w:bidi="sw_KE"/>
-          </w:rPr>
-          <w:rPr>
-            <w:color w:val="0000EE"/>
-            <w:u w:val="single"/>
-          </w:rPr>
-          <w:t>Mwanzo 26:8</w:t>
-        </w:r>
-      </w:hyperlink>
-    </w:p>
-    <w:p>
-      <w:pPr>
-        <w:pStyle w:val="ListBullet"/>
-        <w:spacing w:line="240" w:lineRule="auto"/>
-        <w:ind w:left="720"/>
-      </w:pPr>
-      <w:r>
-        <w:rPr>
-          <w:lang w:val="sw_KE" w:bidi="sw_KE"/>
-        </w:rPr>
-      </w:r>
-      <w:hyperlink r:id="rId50">
-        <w:r>
-          <w:rPr>
-            <w:lang w:val="sw_KE" w:bidi="sw_KE"/>
-          </w:rPr>
-          <w:rPr>
-            <w:color w:val="0000EE"/>
-            <w:u w:val="single"/>
-          </w:rPr>
-          <w:t>Mwanzo 28:1–2</w:t>
-        </w:r>
-      </w:hyperlink>
-    </w:p>
-    <w:p>
-      <w:pPr>
-        <w:pStyle w:val="ListBullet"/>
-        <w:spacing w:line="240" w:lineRule="auto"/>
-        <w:ind w:left="720"/>
-      </w:pPr>
-      <w:r>
-        <w:rPr>
-          <w:lang w:val="sw_KE" w:bidi="sw_KE"/>
-        </w:rPr>
-      </w:r>
-      <w:hyperlink r:id="rId51">
-        <w:r>
-          <w:rPr>
-            <w:lang w:val="sw_KE" w:bidi="sw_KE"/>
-          </w:rPr>
-          <w:rPr>
-            <w:color w:val="0000EE"/>
-            <w:u w:val="single"/>
-          </w:rPr>
-          <w:t>Mwanzo 31:18</w:t>
-        </w:r>
-      </w:hyperlink>
-    </w:p>
-    <w:p>
-      <w:pPr>
-        <w:pStyle w:val="ListBullet"/>
-        <w:spacing w:line="240" w:lineRule="auto"/>
-        <w:ind w:left="720"/>
-      </w:pPr>
-      <w:r>
-        <w:rPr>
-          <w:lang w:val="sw_KE" w:bidi="sw_KE"/>
-        </w:rPr>
-      </w:r>
-      <w:hyperlink r:id="rId52">
-        <w:r>
-          <w:rPr>
-            <w:lang w:val="sw_KE" w:bidi="sw_KE"/>
-          </w:rPr>
-          <w:rPr>
-            <w:color w:val="0000EE"/>
-            <w:u w:val="single"/>
-          </w:rPr>
-          <w:t>Mathayo 8:11–13</w:t>
-        </w:r>
-      </w:hyperlink>
-    </w:p>
-    <w:p>
-      <w:pPr>
-        <w:pStyle w:val="ListBullet"/>
-        <w:spacing w:line="240" w:lineRule="auto"/>
-        <w:ind w:left="720"/>
-      </w:pPr>
-      <w:r>
-        <w:rPr>
-          <w:lang w:val="sw_KE" w:bidi="sw_KE"/>
-        </w:rPr>
-      </w:r>
-      <w:hyperlink r:id="rId53">
-        <w:r>
-          <w:rPr>
-            <w:lang w:val="sw_KE" w:bidi="sw_KE"/>
-          </w:rPr>
-          <w:rPr>
-            <w:color w:val="0000EE"/>
-            <w:u w:val="single"/>
-          </w:rPr>
-          <w:t>Mathayo 22:32</w:t>
-        </w:r>
-      </w:hyperlink>
+      <w:r>
+        <w:rPr>
+          <w:lang w:val="sw_KE" w:bidi="sw_KE"/>
+        </w:rPr>
+        <w:t>Wagalatia 4:28–29</w:t>
+      </w:r>
+    </w:p>
+    <w:p>
+      <w:pPr>
+        <w:pStyle w:val="ListBullet"/>
+        <w:spacing w:line="240" w:lineRule="auto"/>
+        <w:ind w:left="720"/>
+      </w:pPr>
+      <w:r>
+        <w:rPr>
+          <w:lang w:val="sw_KE" w:bidi="sw_KE"/>
+        </w:rPr>
+      </w:r>
+      <w:r>
+        <w:rPr>
+          <w:lang w:val="sw_KE" w:bidi="sw_KE"/>
+        </w:rPr>
+        <w:t>Mwanzo 25:9–11</w:t>
+      </w:r>
+    </w:p>
+    <w:p>
+      <w:pPr>
+        <w:pStyle w:val="ListBullet"/>
+        <w:spacing w:line="240" w:lineRule="auto"/>
+        <w:ind w:left="720"/>
+      </w:pPr>
+      <w:r>
+        <w:rPr>
+          <w:lang w:val="sw_KE" w:bidi="sw_KE"/>
+        </w:rPr>
+      </w:r>
+      <w:r>
+        <w:rPr>
+          <w:lang w:val="sw_KE" w:bidi="sw_KE"/>
+        </w:rPr>
+        <w:t>Mwanzo 25:19</w:t>
+      </w:r>
+    </w:p>
+    <w:p>
+      <w:pPr>
+        <w:pStyle w:val="ListBullet"/>
+        <w:spacing w:line="240" w:lineRule="auto"/>
+        <w:ind w:left="720"/>
+      </w:pPr>
+      <w:r>
+        <w:rPr>
+          <w:lang w:val="sw_KE" w:bidi="sw_KE"/>
+        </w:rPr>
+      </w:r>
+      <w:r>
+        <w:rPr>
+          <w:lang w:val="sw_KE" w:bidi="sw_KE"/>
+        </w:rPr>
+        <w:t>Mwanzo 26:1</w:t>
+      </w:r>
+    </w:p>
+    <w:p>
+      <w:pPr>
+        <w:pStyle w:val="ListBullet"/>
+        <w:spacing w:line="240" w:lineRule="auto"/>
+        <w:ind w:left="720"/>
+      </w:pPr>
+      <w:r>
+        <w:rPr>
+          <w:lang w:val="sw_KE" w:bidi="sw_KE"/>
+        </w:rPr>
+      </w:r>
+      <w:r>
+        <w:rPr>
+          <w:lang w:val="sw_KE" w:bidi="sw_KE"/>
+        </w:rPr>
+        <w:t>Mwanzo 26:8</w:t>
+      </w:r>
+    </w:p>
+    <w:p>
+      <w:pPr>
+        <w:pStyle w:val="ListBullet"/>
+        <w:spacing w:line="240" w:lineRule="auto"/>
+        <w:ind w:left="720"/>
+      </w:pPr>
+      <w:r>
+        <w:rPr>
+          <w:lang w:val="sw_KE" w:bidi="sw_KE"/>
+        </w:rPr>
+      </w:r>
+      <w:r>
+        <w:rPr>
+          <w:lang w:val="sw_KE" w:bidi="sw_KE"/>
+        </w:rPr>
+        <w:t>Mwanzo 28:1–2</w:t>
+      </w:r>
+    </w:p>
+    <w:p>
+      <w:pPr>
+        <w:pStyle w:val="ListBullet"/>
+        <w:spacing w:line="240" w:lineRule="auto"/>
+        <w:ind w:left="720"/>
+      </w:pPr>
+      <w:r>
+        <w:rPr>
+          <w:lang w:val="sw_KE" w:bidi="sw_KE"/>
+        </w:rPr>
+      </w:r>
+      <w:r>
+        <w:rPr>
+          <w:lang w:val="sw_KE" w:bidi="sw_KE"/>
+        </w:rPr>
+        <w:t>Mwanzo 31:18</w:t>
+      </w:r>
+    </w:p>
+    <w:p>
+      <w:pPr>
+        <w:pStyle w:val="ListBullet"/>
+        <w:spacing w:line="240" w:lineRule="auto"/>
+        <w:ind w:left="720"/>
+      </w:pPr>
+      <w:r>
+        <w:rPr>
+          <w:lang w:val="sw_KE" w:bidi="sw_KE"/>
+        </w:rPr>
+      </w:r>
+      <w:r>
+        <w:rPr>
+          <w:lang w:val="sw_KE" w:bidi="sw_KE"/>
+        </w:rPr>
+        <w:t>Mathayo 8:11–13</w:t>
+      </w:r>
+    </w:p>
+    <w:p>
+      <w:pPr>
+        <w:pStyle w:val="ListBullet"/>
+        <w:spacing w:line="240" w:lineRule="auto"/>
+        <w:ind w:left="720"/>
+      </w:pPr>
+      <w:r>
+        <w:rPr>
+          <w:lang w:val="sw_KE" w:bidi="sw_KE"/>
+        </w:rPr>
+      </w:r>
+      <w:r>
+        <w:rPr>
+          <w:lang w:val="sw_KE" w:bidi="sw_KE"/>
+        </w:rPr>
+        <w:t>Mathayo 22:32</w:t>
+      </w:r>
     </w:p>
     <w:p>
       <w:pPr>
@@ -3826,90 +3580,66 @@
           <w:lang w:val="sw_KE" w:bidi="sw_KE"/>
         </w:rPr>
       </w:r>
-      <w:hyperlink r:id="rId54">
-        <w:r>
-          <w:rPr>
-            <w:lang w:val="sw_KE" w:bidi="sw_KE"/>
-          </w:rPr>
-          <w:rPr>
-            <w:color w:val="0000EE"/>
-            <w:u w:val="single"/>
-          </w:rPr>
-          <w:t>Mwanzo 30:18</w:t>
-        </w:r>
-      </w:hyperlink>
-    </w:p>
-    <w:p>
-      <w:pPr>
-        <w:pStyle w:val="ListBullet"/>
-        <w:spacing w:line="240" w:lineRule="auto"/>
-        <w:ind w:left="720"/>
-      </w:pPr>
-      <w:r>
-        <w:rPr>
-          <w:lang w:val="sw_KE" w:bidi="sw_KE"/>
-        </w:rPr>
-      </w:r>
-      <w:hyperlink r:id="rId55">
-        <w:r>
-          <w:rPr>
-            <w:lang w:val="sw_KE" w:bidi="sw_KE"/>
-          </w:rPr>
-          <w:rPr>
-            <w:color w:val="0000EE"/>
-            <w:u w:val="single"/>
-          </w:rPr>
-          <w:t>Kutoka 1:1–5</w:t>
-        </w:r>
-      </w:hyperlink>
-    </w:p>
-    <w:p>
-      <w:pPr>
-        <w:pStyle w:val="ListBullet"/>
-        <w:spacing w:line="240" w:lineRule="auto"/>
-        <w:ind w:left="720"/>
-      </w:pPr>
-      <w:r>
-        <w:rPr>
-          <w:lang w:val="sw_KE" w:bidi="sw_KE"/>
-        </w:rPr>
-      </w:r>
-      <w:hyperlink r:id="rId56">
-        <w:r>
-          <w:rPr>
-            <w:lang w:val="sw_KE" w:bidi="sw_KE"/>
-          </w:rPr>
-          <w:rPr>
-            <w:color w:val="0000EE"/>
-            <w:u w:val="single"/>
-          </w:rPr>
-          <w:t>Ezekieli 48:23–26</w:t>
-        </w:r>
-      </w:hyperlink>
-    </w:p>
-    <w:p>
-      <w:pPr>
-        <w:pStyle w:val="ListBullet"/>
-        <w:spacing w:line="240" w:lineRule="auto"/>
-        <w:ind w:left="720"/>
-      </w:pPr>
-      <w:r>
-        <w:rPr>
-          <w:lang w:val="sw_KE" w:bidi="sw_KE"/>
-        </w:rPr>
-      </w:r>
-      <w:hyperlink r:id="rId57">
-        <w:r>
-          <w:rPr>
-            <w:lang w:val="sw_KE" w:bidi="sw_KE"/>
-          </w:rPr>
-          <w:rPr>
-            <w:color w:val="0000EE"/>
-            <w:u w:val="single"/>
-          </w:rPr>
-          <w:t>Yoshua 17:10</w:t>
-        </w:r>
-      </w:hyperlink>
+      <w:r>
+        <w:rPr>
+          <w:lang w:val="sw_KE" w:bidi="sw_KE"/>
+        </w:rPr>
+        <w:t>Mwanzo 30:18</w:t>
+      </w:r>
+    </w:p>
+    <w:p>
+      <w:pPr>
+        <w:pStyle w:val="ListBullet"/>
+        <w:spacing w:line="240" w:lineRule="auto"/>
+        <w:ind w:left="720"/>
+      </w:pPr>
+      <w:r>
+        <w:rPr>
+          <w:lang w:val="sw_KE" w:bidi="sw_KE"/>
+        </w:rPr>
+      </w:r>
+      <w:r>
+        <w:rPr>
+          <w:lang w:val="sw_KE" w:bidi="sw_KE"/>
+        </w:rPr>
+        <w:t>Kutoka 1:1–5</w:t>
+      </w:r>
+    </w:p>
+    <w:p>
+      <w:pPr>
+        <w:pStyle w:val="ListBullet"/>
+        <w:spacing w:line="240" w:lineRule="auto"/>
+        <w:ind w:left="720"/>
+      </w:pPr>
+      <w:r>
+        <w:rPr>
+          <w:lang w:val="sw_KE" w:bidi="sw_KE"/>
+        </w:rPr>
+      </w:r>
+      <w:r>
+        <w:rPr>
+          <w:lang w:val="sw_KE" w:bidi="sw_KE"/>
+        </w:rPr>
+        <w:t>Ezekieli 48:23–26</w:t>
+      </w:r>
+    </w:p>
+    <w:p>
+      <w:pPr>
+        <w:pStyle w:val="ListBullet"/>
+        <w:spacing w:line="240" w:lineRule="auto"/>
+        <w:ind w:left="720"/>
+      </w:pPr>
+      <w:r>
+        <w:rPr>
+          <w:lang w:val="sw_KE" w:bidi="sw_KE"/>
+        </w:rPr>
+      </w:r>
+      <w:r>
+        <w:rPr>
+          <w:lang w:val="sw_KE" w:bidi="sw_KE"/>
+        </w:rPr>
+        <w:t>Yoshua 17:10</w:t>
+      </w:r>
     </w:p>
     <w:p>
       <w:pPr>
@@ -4235,186 +3965,138 @@
           <w:lang w:val="sw_KE" w:bidi="sw_KE"/>
         </w:rPr>
       </w:r>
-      <w:hyperlink r:id="rId58">
-        <w:r>
-          <w:rPr>
-            <w:lang w:val="sw_KE" w:bidi="sw_KE"/>
-          </w:rPr>
-          <w:rPr>
-            <w:color w:val="0000EE"/>
-            <w:u w:val="single"/>
-          </w:rPr>
-          <w:t>2 Wafalme 20:1–3</w:t>
-        </w:r>
-      </w:hyperlink>
-    </w:p>
-    <w:p>
-      <w:pPr>
-        <w:pStyle w:val="ListBullet"/>
-        <w:spacing w:line="240" w:lineRule="auto"/>
-        <w:ind w:left="720"/>
-      </w:pPr>
-      <w:r>
-        <w:rPr>
-          <w:lang w:val="sw_KE" w:bidi="sw_KE"/>
-        </w:rPr>
-      </w:r>
-      <w:hyperlink r:id="rId59">
-        <w:r>
-          <w:rPr>
-            <w:lang w:val="sw_KE" w:bidi="sw_KE"/>
-          </w:rPr>
-          <w:rPr>
-            <w:color w:val="0000EE"/>
-            <w:u w:val="single"/>
-          </w:rPr>
-          <w:t>Matendo 28:26</w:t>
-        </w:r>
-      </w:hyperlink>
-    </w:p>
-    <w:p>
-      <w:pPr>
-        <w:pStyle w:val="ListBullet"/>
-        <w:spacing w:line="240" w:lineRule="auto"/>
-        <w:ind w:left="720"/>
-      </w:pPr>
-      <w:r>
-        <w:rPr>
-          <w:lang w:val="sw_KE" w:bidi="sw_KE"/>
-        </w:rPr>
-      </w:r>
-      <w:hyperlink r:id="rId60">
-        <w:r>
-          <w:rPr>
-            <w:lang w:val="sw_KE" w:bidi="sw_KE"/>
-          </w:rPr>
-          <w:rPr>
-            <w:color w:val="0000EE"/>
-            <w:u w:val="single"/>
-          </w:rPr>
-          <w:t>Isaya 1:1</w:t>
-        </w:r>
-      </w:hyperlink>
-    </w:p>
-    <w:p>
-      <w:pPr>
-        <w:pStyle w:val="ListBullet"/>
-        <w:spacing w:line="240" w:lineRule="auto"/>
-        <w:ind w:left="720"/>
-      </w:pPr>
-      <w:r>
-        <w:rPr>
-          <w:lang w:val="sw_KE" w:bidi="sw_KE"/>
-        </w:rPr>
-      </w:r>
-      <w:hyperlink r:id="rId61">
-        <w:r>
-          <w:rPr>
-            <w:lang w:val="sw_KE" w:bidi="sw_KE"/>
-          </w:rPr>
-          <w:rPr>
-            <w:color w:val="0000EE"/>
-            <w:u w:val="single"/>
-          </w:rPr>
-          <w:t>Luka 3:4</w:t>
-        </w:r>
-      </w:hyperlink>
-    </w:p>
-    <w:p>
-      <w:pPr>
-        <w:pStyle w:val="ListBullet"/>
-        <w:spacing w:line="240" w:lineRule="auto"/>
-        <w:ind w:left="720"/>
-      </w:pPr>
-      <w:r>
-        <w:rPr>
-          <w:lang w:val="sw_KE" w:bidi="sw_KE"/>
-        </w:rPr>
-      </w:r>
-      <w:hyperlink r:id="rId62">
-        <w:r>
-          <w:rPr>
-            <w:lang w:val="sw_KE" w:bidi="sw_KE"/>
-          </w:rPr>
-          <w:rPr>
-            <w:color w:val="0000EE"/>
-            <w:u w:val="single"/>
-          </w:rPr>
-          <w:t>Marko 1:1</w:t>
-        </w:r>
-      </w:hyperlink>
-    </w:p>
-    <w:p>
-      <w:pPr>
-        <w:pStyle w:val="ListBullet"/>
-        <w:spacing w:line="240" w:lineRule="auto"/>
-        <w:ind w:left="720"/>
-      </w:pPr>
-      <w:r>
-        <w:rPr>
-          <w:lang w:val="sw_KE" w:bidi="sw_KE"/>
-        </w:rPr>
-      </w:r>
-      <w:hyperlink r:id="rId63">
-        <w:r>
-          <w:rPr>
-            <w:lang w:val="sw_KE" w:bidi="sw_KE"/>
-          </w:rPr>
-          <w:rPr>
-            <w:color w:val="0000EE"/>
-            <w:u w:val="single"/>
-          </w:rPr>
-          <w:t>Marko 7:6</w:t>
-        </w:r>
-      </w:hyperlink>
-    </w:p>
-    <w:p>
-      <w:pPr>
-        <w:pStyle w:val="ListBullet"/>
-        <w:spacing w:line="240" w:lineRule="auto"/>
-        <w:ind w:left="720"/>
-      </w:pPr>
-      <w:r>
-        <w:rPr>
-          <w:lang w:val="sw_KE" w:bidi="sw_KE"/>
-        </w:rPr>
-      </w:r>
-      <w:hyperlink r:id="rId64">
-        <w:r>
-          <w:rPr>
-            <w:lang w:val="sw_KE" w:bidi="sw_KE"/>
-          </w:rPr>
-          <w:rPr>
-            <w:color w:val="0000EE"/>
-            <w:u w:val="single"/>
-          </w:rPr>
-          <w:t>Mathayo 3:3</w:t>
-        </w:r>
-      </w:hyperlink>
-    </w:p>
-    <w:p>
-      <w:pPr>
-        <w:pStyle w:val="ListBullet"/>
-        <w:spacing w:line="240" w:lineRule="auto"/>
-        <w:ind w:left="720"/>
-      </w:pPr>
-      <w:r>
-        <w:rPr>
-          <w:lang w:val="sw_KE" w:bidi="sw_KE"/>
-        </w:rPr>
-      </w:r>
-      <w:hyperlink r:id="rId65">
-        <w:r>
-          <w:rPr>
-            <w:lang w:val="sw_KE" w:bidi="sw_KE"/>
-          </w:rPr>
-          <w:rPr>
-            <w:color w:val="0000EE"/>
-            <w:u w:val="single"/>
-          </w:rPr>
-          <w:t>Mathayo 4:14</w:t>
-        </w:r>
-      </w:hyperlink>
+      <w:r>
+        <w:rPr>
+          <w:lang w:val="sw_KE" w:bidi="sw_KE"/>
+        </w:rPr>
+        <w:t>2 Wafalme 20:1–3</w:t>
+      </w:r>
+    </w:p>
+    <w:p>
+      <w:pPr>
+        <w:pStyle w:val="ListBullet"/>
+        <w:spacing w:line="240" w:lineRule="auto"/>
+        <w:ind w:left="720"/>
+      </w:pPr>
+      <w:r>
+        <w:rPr>
+          <w:lang w:val="sw_KE" w:bidi="sw_KE"/>
+        </w:rPr>
+      </w:r>
+      <w:r>
+        <w:rPr>
+          <w:lang w:val="sw_KE" w:bidi="sw_KE"/>
+        </w:rPr>
+        <w:t>Matendo 28:26</w:t>
+      </w:r>
+    </w:p>
+    <w:p>
+      <w:pPr>
+        <w:pStyle w:val="ListBullet"/>
+        <w:spacing w:line="240" w:lineRule="auto"/>
+        <w:ind w:left="720"/>
+      </w:pPr>
+      <w:r>
+        <w:rPr>
+          <w:lang w:val="sw_KE" w:bidi="sw_KE"/>
+        </w:rPr>
+      </w:r>
+      <w:r>
+        <w:rPr>
+          <w:lang w:val="sw_KE" w:bidi="sw_KE"/>
+        </w:rPr>
+        <w:t>Isaya 1:1</w:t>
+      </w:r>
+    </w:p>
+    <w:p>
+      <w:pPr>
+        <w:pStyle w:val="ListBullet"/>
+        <w:spacing w:line="240" w:lineRule="auto"/>
+        <w:ind w:left="720"/>
+      </w:pPr>
+      <w:r>
+        <w:rPr>
+          <w:lang w:val="sw_KE" w:bidi="sw_KE"/>
+        </w:rPr>
+      </w:r>
+      <w:r>
+        <w:rPr>
+          <w:lang w:val="sw_KE" w:bidi="sw_KE"/>
+        </w:rPr>
+        <w:t>Luka 3:4</w:t>
+      </w:r>
+    </w:p>
+    <w:p>
+      <w:pPr>
+        <w:pStyle w:val="ListBullet"/>
+        <w:spacing w:line="240" w:lineRule="auto"/>
+        <w:ind w:left="720"/>
+      </w:pPr>
+      <w:r>
+        <w:rPr>
+          <w:lang w:val="sw_KE" w:bidi="sw_KE"/>
+        </w:rPr>
+      </w:r>
+      <w:r>
+        <w:rPr>
+          <w:lang w:val="sw_KE" w:bidi="sw_KE"/>
+        </w:rPr>
+        <w:t>Marko 1:1</w:t>
+      </w:r>
+    </w:p>
+    <w:p>
+      <w:pPr>
+        <w:pStyle w:val="ListBullet"/>
+        <w:spacing w:line="240" w:lineRule="auto"/>
+        <w:ind w:left="720"/>
+      </w:pPr>
+      <w:r>
+        <w:rPr>
+          <w:lang w:val="sw_KE" w:bidi="sw_KE"/>
+        </w:rPr>
+      </w:r>
+      <w:r>
+        <w:rPr>
+          <w:lang w:val="sw_KE" w:bidi="sw_KE"/>
+        </w:rPr>
+        <w:t>Marko 7:6</w:t>
+      </w:r>
+    </w:p>
+    <w:p>
+      <w:pPr>
+        <w:pStyle w:val="ListBullet"/>
+        <w:spacing w:line="240" w:lineRule="auto"/>
+        <w:ind w:left="720"/>
+      </w:pPr>
+      <w:r>
+        <w:rPr>
+          <w:lang w:val="sw_KE" w:bidi="sw_KE"/>
+        </w:rPr>
+      </w:r>
+      <w:r>
+        <w:rPr>
+          <w:lang w:val="sw_KE" w:bidi="sw_KE"/>
+        </w:rPr>
+        <w:t>Mathayo 3:3</w:t>
+      </w:r>
+    </w:p>
+    <w:p>
+      <w:pPr>
+        <w:pStyle w:val="ListBullet"/>
+        <w:spacing w:line="240" w:lineRule="auto"/>
+        <w:ind w:left="720"/>
+      </w:pPr>
+      <w:r>
+        <w:rPr>
+          <w:lang w:val="sw_KE" w:bidi="sw_KE"/>
+        </w:rPr>
+      </w:r>
+      <w:r>
+        <w:rPr>
+          <w:lang w:val="sw_KE" w:bidi="sw_KE"/>
+        </w:rPr>
+        <w:t>Mathayo 4:14</w:t>
+      </w:r>
     </w:p>
     <w:p>
       <w:pPr>
@@ -5140,210 +4822,156 @@
           <w:lang w:val="sw_KE" w:bidi="sw_KE"/>
         </w:rPr>
       </w:r>
-      <w:hyperlink r:id="rId66">
-        <w:r>
-          <w:rPr>
-            <w:lang w:val="sw_KE" w:bidi="sw_KE"/>
-          </w:rPr>
-          <w:rPr>
-            <w:color w:val="0000EE"/>
-            <w:u w:val="single"/>
-          </w:rPr>
-          <w:t>Matendo 2:18–19</w:t>
-        </w:r>
-      </w:hyperlink>
-    </w:p>
-    <w:p>
-      <w:pPr>
-        <w:pStyle w:val="ListBullet"/>
-        <w:spacing w:line="240" w:lineRule="auto"/>
-        <w:ind w:left="720"/>
-      </w:pPr>
-      <w:r>
-        <w:rPr>
-          <w:lang w:val="sw_KE" w:bidi="sw_KE"/>
-        </w:rPr>
-      </w:r>
-      <w:hyperlink r:id="rId67">
-        <w:r>
-          <w:rPr>
-            <w:lang w:val="sw_KE" w:bidi="sw_KE"/>
-          </w:rPr>
-          <w:rPr>
-            <w:color w:val="0000EE"/>
-            <w:u w:val="single"/>
-          </w:rPr>
-          <w:t>Kutoka 4:8–9</w:t>
-        </w:r>
-      </w:hyperlink>
-    </w:p>
-    <w:p>
-      <w:pPr>
-        <w:pStyle w:val="ListBullet"/>
-        <w:spacing w:line="240" w:lineRule="auto"/>
-        <w:ind w:left="720"/>
-      </w:pPr>
-      <w:r>
-        <w:rPr>
-          <w:lang w:val="sw_KE" w:bidi="sw_KE"/>
-        </w:rPr>
-      </w:r>
-      <w:hyperlink r:id="rId68">
-        <w:r>
-          <w:rPr>
-            <w:lang w:val="sw_KE" w:bidi="sw_KE"/>
-          </w:rPr>
-          <w:rPr>
-            <w:color w:val="0000EE"/>
-            <w:u w:val="single"/>
-          </w:rPr>
-          <w:t>Kutoka 31:12–15</w:t>
-        </w:r>
-      </w:hyperlink>
-    </w:p>
-    <w:p>
-      <w:pPr>
-        <w:pStyle w:val="ListBullet"/>
-        <w:spacing w:line="240" w:lineRule="auto"/>
-        <w:ind w:left="720"/>
-      </w:pPr>
-      <w:r>
-        <w:rPr>
-          <w:lang w:val="sw_KE" w:bidi="sw_KE"/>
-        </w:rPr>
-      </w:r>
-      <w:hyperlink r:id="rId69">
-        <w:r>
-          <w:rPr>
-            <w:lang w:val="sw_KE" w:bidi="sw_KE"/>
-          </w:rPr>
-          <w:rPr>
-            <w:color w:val="0000EE"/>
-            <w:u w:val="single"/>
-          </w:rPr>
-          <w:t>Mwanzo 1:14</w:t>
-        </w:r>
-      </w:hyperlink>
-    </w:p>
-    <w:p>
-      <w:pPr>
-        <w:pStyle w:val="ListBullet"/>
-        <w:spacing w:line="240" w:lineRule="auto"/>
-        <w:ind w:left="720"/>
-      </w:pPr>
-      <w:r>
-        <w:rPr>
-          <w:lang w:val="sw_KE" w:bidi="sw_KE"/>
-        </w:rPr>
-      </w:r>
-      <w:hyperlink r:id="rId70">
-        <w:r>
-          <w:rPr>
-            <w:lang w:val="sw_KE" w:bidi="sw_KE"/>
-          </w:rPr>
-          <w:rPr>
-            <w:color w:val="0000EE"/>
-            <w:u w:val="single"/>
-          </w:rPr>
-          <w:t>Mwanzo 9:12</w:t>
-        </w:r>
-      </w:hyperlink>
-    </w:p>
-    <w:p>
-      <w:pPr>
-        <w:pStyle w:val="ListBullet"/>
-        <w:spacing w:line="240" w:lineRule="auto"/>
-        <w:ind w:left="720"/>
-      </w:pPr>
-      <w:r>
-        <w:rPr>
-          <w:lang w:val="sw_KE" w:bidi="sw_KE"/>
-        </w:rPr>
-      </w:r>
-      <w:hyperlink r:id="rId71">
-        <w:r>
-          <w:rPr>
-            <w:lang w:val="sw_KE" w:bidi="sw_KE"/>
-          </w:rPr>
-          <w:rPr>
-            <w:color w:val="0000EE"/>
-            <w:u w:val="single"/>
-          </w:rPr>
-          <w:t>Yohana 2:18</w:t>
-        </w:r>
-      </w:hyperlink>
-    </w:p>
-    <w:p>
-      <w:pPr>
-        <w:pStyle w:val="ListBullet"/>
-        <w:spacing w:line="240" w:lineRule="auto"/>
-        <w:ind w:left="720"/>
-      </w:pPr>
-      <w:r>
-        <w:rPr>
-          <w:lang w:val="sw_KE" w:bidi="sw_KE"/>
-        </w:rPr>
-      </w:r>
-      <w:hyperlink r:id="rId72">
-        <w:r>
-          <w:rPr>
-            <w:lang w:val="sw_KE" w:bidi="sw_KE"/>
-          </w:rPr>
-          <w:rPr>
-            <w:color w:val="0000EE"/>
-            <w:u w:val="single"/>
-          </w:rPr>
-          <w:t>Luka 2:12</w:t>
-        </w:r>
-      </w:hyperlink>
-    </w:p>
-    <w:p>
-      <w:pPr>
-        <w:pStyle w:val="ListBullet"/>
-        <w:spacing w:line="240" w:lineRule="auto"/>
-        <w:ind w:left="720"/>
-      </w:pPr>
-      <w:r>
-        <w:rPr>
-          <w:lang w:val="sw_KE" w:bidi="sw_KE"/>
-        </w:rPr>
-      </w:r>
-      <w:hyperlink r:id="rId73">
-        <w:r>
-          <w:rPr>
-            <w:lang w:val="sw_KE" w:bidi="sw_KE"/>
-          </w:rPr>
-          <w:rPr>
-            <w:color w:val="0000EE"/>
-            <w:u w:val="single"/>
-          </w:rPr>
-          <w:t>Marko 8:12</w:t>
-        </w:r>
-      </w:hyperlink>
-    </w:p>
-    <w:p>
-      <w:pPr>
-        <w:pStyle w:val="ListBullet"/>
-        <w:spacing w:line="240" w:lineRule="auto"/>
-        <w:ind w:left="720"/>
-      </w:pPr>
-      <w:r>
-        <w:rPr>
-          <w:lang w:val="sw_KE" w:bidi="sw_KE"/>
-        </w:rPr>
-      </w:r>
-      <w:hyperlink r:id="rId74">
-        <w:r>
-          <w:rPr>
-            <w:lang w:val="sw_KE" w:bidi="sw_KE"/>
-          </w:rPr>
-          <w:rPr>
-            <w:color w:val="0000EE"/>
-            <w:u w:val="single"/>
-          </w:rPr>
-          <w:t>Zaburi 89:5–6</w:t>
-        </w:r>
-      </w:hyperlink>
+      <w:r>
+        <w:rPr>
+          <w:lang w:val="sw_KE" w:bidi="sw_KE"/>
+        </w:rPr>
+        <w:t>Matendo 2:18–19</w:t>
+      </w:r>
+    </w:p>
+    <w:p>
+      <w:pPr>
+        <w:pStyle w:val="ListBullet"/>
+        <w:spacing w:line="240" w:lineRule="auto"/>
+        <w:ind w:left="720"/>
+      </w:pPr>
+      <w:r>
+        <w:rPr>
+          <w:lang w:val="sw_KE" w:bidi="sw_KE"/>
+        </w:rPr>
+      </w:r>
+      <w:r>
+        <w:rPr>
+          <w:lang w:val="sw_KE" w:bidi="sw_KE"/>
+        </w:rPr>
+        <w:t>Kutoka 4:8–9</w:t>
+      </w:r>
+    </w:p>
+    <w:p>
+      <w:pPr>
+        <w:pStyle w:val="ListBullet"/>
+        <w:spacing w:line="240" w:lineRule="auto"/>
+        <w:ind w:left="720"/>
+      </w:pPr>
+      <w:r>
+        <w:rPr>
+          <w:lang w:val="sw_KE" w:bidi="sw_KE"/>
+        </w:rPr>
+      </w:r>
+      <w:r>
+        <w:rPr>
+          <w:lang w:val="sw_KE" w:bidi="sw_KE"/>
+        </w:rPr>
+        <w:t>Kutoka 31:12–15</w:t>
+      </w:r>
+    </w:p>
+    <w:p>
+      <w:pPr>
+        <w:pStyle w:val="ListBullet"/>
+        <w:spacing w:line="240" w:lineRule="auto"/>
+        <w:ind w:left="720"/>
+      </w:pPr>
+      <w:r>
+        <w:rPr>
+          <w:lang w:val="sw_KE" w:bidi="sw_KE"/>
+        </w:rPr>
+      </w:r>
+      <w:r>
+        <w:rPr>
+          <w:lang w:val="sw_KE" w:bidi="sw_KE"/>
+        </w:rPr>
+        <w:t>Mwanzo 1:14</w:t>
+      </w:r>
+    </w:p>
+    <w:p>
+      <w:pPr>
+        <w:pStyle w:val="ListBullet"/>
+        <w:spacing w:line="240" w:lineRule="auto"/>
+        <w:ind w:left="720"/>
+      </w:pPr>
+      <w:r>
+        <w:rPr>
+          <w:lang w:val="sw_KE" w:bidi="sw_KE"/>
+        </w:rPr>
+      </w:r>
+      <w:r>
+        <w:rPr>
+          <w:lang w:val="sw_KE" w:bidi="sw_KE"/>
+        </w:rPr>
+        <w:t>Mwanzo 9:12</w:t>
+      </w:r>
+    </w:p>
+    <w:p>
+      <w:pPr>
+        <w:pStyle w:val="ListBullet"/>
+        <w:spacing w:line="240" w:lineRule="auto"/>
+        <w:ind w:left="720"/>
+      </w:pPr>
+      <w:r>
+        <w:rPr>
+          <w:lang w:val="sw_KE" w:bidi="sw_KE"/>
+        </w:rPr>
+      </w:r>
+      <w:r>
+        <w:rPr>
+          <w:lang w:val="sw_KE" w:bidi="sw_KE"/>
+        </w:rPr>
+        <w:t>Yohana 2:18</w:t>
+      </w:r>
+    </w:p>
+    <w:p>
+      <w:pPr>
+        <w:pStyle w:val="ListBullet"/>
+        <w:spacing w:line="240" w:lineRule="auto"/>
+        <w:ind w:left="720"/>
+      </w:pPr>
+      <w:r>
+        <w:rPr>
+          <w:lang w:val="sw_KE" w:bidi="sw_KE"/>
+        </w:rPr>
+      </w:r>
+      <w:r>
+        <w:rPr>
+          <w:lang w:val="sw_KE" w:bidi="sw_KE"/>
+        </w:rPr>
+        <w:t>Luka 2:12</w:t>
+      </w:r>
+    </w:p>
+    <w:p>
+      <w:pPr>
+        <w:pStyle w:val="ListBullet"/>
+        <w:spacing w:line="240" w:lineRule="auto"/>
+        <w:ind w:left="720"/>
+      </w:pPr>
+      <w:r>
+        <w:rPr>
+          <w:lang w:val="sw_KE" w:bidi="sw_KE"/>
+        </w:rPr>
+      </w:r>
+      <w:r>
+        <w:rPr>
+          <w:lang w:val="sw_KE" w:bidi="sw_KE"/>
+        </w:rPr>
+        <w:t>Marko 8:12</w:t>
+      </w:r>
+    </w:p>
+    <w:p>
+      <w:pPr>
+        <w:pStyle w:val="ListBullet"/>
+        <w:spacing w:line="240" w:lineRule="auto"/>
+        <w:ind w:left="720"/>
+      </w:pPr>
+      <w:r>
+        <w:rPr>
+          <w:lang w:val="sw_KE" w:bidi="sw_KE"/>
+        </w:rPr>
+      </w:r>
+      <w:r>
+        <w:rPr>
+          <w:lang w:val="sw_KE" w:bidi="sw_KE"/>
+        </w:rPr>
+        <w:t>Zaburi 89:5–6</w:t>
+      </w:r>
     </w:p>
     <w:p>
       <w:pPr>
@@ -5729,138 +5357,102 @@
           <w:lang w:val="sw_KE" w:bidi="sw_KE"/>
         </w:rPr>
       </w:r>
-      <w:hyperlink r:id="rId75">
-        <w:r>
-          <w:rPr>
-            <w:lang w:val="sw_KE" w:bidi="sw_KE"/>
-          </w:rPr>
-          <w:rPr>
-            <w:color w:val="0000EE"/>
-            <w:u w:val="single"/>
-          </w:rPr>
-          <w:t>1 Mambo ya Nyakati 1:28–31</w:t>
-        </w:r>
-      </w:hyperlink>
-    </w:p>
-    <w:p>
-      <w:pPr>
-        <w:pStyle w:val="ListBullet"/>
-        <w:spacing w:line="240" w:lineRule="auto"/>
-        <w:ind w:left="720"/>
-      </w:pPr>
-      <w:r>
-        <w:rPr>
-          <w:lang w:val="sw_KE" w:bidi="sw_KE"/>
-        </w:rPr>
-      </w:r>
-      <w:hyperlink r:id="rId76">
-        <w:r>
-          <w:rPr>
-            <w:lang w:val="sw_KE" w:bidi="sw_KE"/>
-          </w:rPr>
-          <w:rPr>
-            <w:color w:val="0000EE"/>
-            <w:u w:val="single"/>
-          </w:rPr>
-          <w:t>2 Mambo ya Nyakati 23:1</w:t>
-        </w:r>
-      </w:hyperlink>
-    </w:p>
-    <w:p>
-      <w:pPr>
-        <w:pStyle w:val="ListBullet"/>
-        <w:spacing w:line="240" w:lineRule="auto"/>
-        <w:ind w:left="720"/>
-      </w:pPr>
-      <w:r>
-        <w:rPr>
-          <w:lang w:val="sw_KE" w:bidi="sw_KE"/>
-        </w:rPr>
-      </w:r>
-      <w:hyperlink r:id="rId77">
-        <w:r>
-          <w:rPr>
-            <w:lang w:val="sw_KE" w:bidi="sw_KE"/>
-          </w:rPr>
-          <w:rPr>
-            <w:color w:val="0000EE"/>
-            <w:u w:val="single"/>
-          </w:rPr>
-          <w:t>Mwanzo 16:12</w:t>
-        </w:r>
-      </w:hyperlink>
-    </w:p>
-    <w:p>
-      <w:pPr>
-        <w:pStyle w:val="ListBullet"/>
-        <w:spacing w:line="240" w:lineRule="auto"/>
-        <w:ind w:left="720"/>
-      </w:pPr>
-      <w:r>
-        <w:rPr>
-          <w:lang w:val="sw_KE" w:bidi="sw_KE"/>
-        </w:rPr>
-      </w:r>
-      <w:hyperlink r:id="rId46">
-        <w:r>
-          <w:rPr>
-            <w:lang w:val="sw_KE" w:bidi="sw_KE"/>
-          </w:rPr>
-          <w:rPr>
-            <w:color w:val="0000EE"/>
-            <w:u w:val="single"/>
-          </w:rPr>
-          <w:t>Mwanzo 25:9–11</w:t>
-        </w:r>
-      </w:hyperlink>
-    </w:p>
-    <w:p>
-      <w:pPr>
-        <w:pStyle w:val="ListBullet"/>
-        <w:spacing w:line="240" w:lineRule="auto"/>
-        <w:ind w:left="720"/>
-      </w:pPr>
-      <w:r>
-        <w:rPr>
-          <w:lang w:val="sw_KE" w:bidi="sw_KE"/>
-        </w:rPr>
-      </w:r>
-      <w:hyperlink r:id="rId78">
-        <w:r>
-          <w:rPr>
-            <w:lang w:val="sw_KE" w:bidi="sw_KE"/>
-          </w:rPr>
-          <w:rPr>
-            <w:color w:val="0000EE"/>
-            <w:u w:val="single"/>
-          </w:rPr>
-          <w:t>Mwanzo 25:16</w:t>
-        </w:r>
-      </w:hyperlink>
-    </w:p>
-    <w:p>
-      <w:pPr>
-        <w:pStyle w:val="ListBullet"/>
-        <w:spacing w:line="240" w:lineRule="auto"/>
-        <w:ind w:left="720"/>
-      </w:pPr>
-      <w:r>
-        <w:rPr>
-          <w:lang w:val="sw_KE" w:bidi="sw_KE"/>
-        </w:rPr>
-      </w:r>
-      <w:hyperlink r:id="rId79">
-        <w:r>
-          <w:rPr>
-            <w:lang w:val="sw_KE" w:bidi="sw_KE"/>
-          </w:rPr>
-          <w:rPr>
-            <w:color w:val="0000EE"/>
-            <w:u w:val="single"/>
-          </w:rPr>
-          <w:t>Mwanzo 37:25–26</w:t>
-        </w:r>
-      </w:hyperlink>
+      <w:r>
+        <w:rPr>
+          <w:lang w:val="sw_KE" w:bidi="sw_KE"/>
+        </w:rPr>
+        <w:t>1 Mambo ya Nyakati 1:28–31</w:t>
+      </w:r>
+    </w:p>
+    <w:p>
+      <w:pPr>
+        <w:pStyle w:val="ListBullet"/>
+        <w:spacing w:line="240" w:lineRule="auto"/>
+        <w:ind w:left="720"/>
+      </w:pPr>
+      <w:r>
+        <w:rPr>
+          <w:lang w:val="sw_KE" w:bidi="sw_KE"/>
+        </w:rPr>
+      </w:r>
+      <w:r>
+        <w:rPr>
+          <w:lang w:val="sw_KE" w:bidi="sw_KE"/>
+        </w:rPr>
+        <w:t>2 Mambo ya Nyakati 23:1</w:t>
+      </w:r>
+    </w:p>
+    <w:p>
+      <w:pPr>
+        <w:pStyle w:val="ListBullet"/>
+        <w:spacing w:line="240" w:lineRule="auto"/>
+        <w:ind w:left="720"/>
+      </w:pPr>
+      <w:r>
+        <w:rPr>
+          <w:lang w:val="sw_KE" w:bidi="sw_KE"/>
+        </w:rPr>
+      </w:r>
+      <w:r>
+        <w:rPr>
+          <w:lang w:val="sw_KE" w:bidi="sw_KE"/>
+        </w:rPr>
+        <w:t>Mwanzo 16:12</w:t>
+      </w:r>
+    </w:p>
+    <w:p>
+      <w:pPr>
+        <w:pStyle w:val="ListBullet"/>
+        <w:spacing w:line="240" w:lineRule="auto"/>
+        <w:ind w:left="720"/>
+      </w:pPr>
+      <w:r>
+        <w:rPr>
+          <w:lang w:val="sw_KE" w:bidi="sw_KE"/>
+        </w:rPr>
+      </w:r>
+      <w:r>
+        <w:rPr>
+          <w:lang w:val="sw_KE" w:bidi="sw_KE"/>
+        </w:rPr>
+        <w:t>Mwanzo 25:9–11</w:t>
+      </w:r>
+    </w:p>
+    <w:p>
+      <w:pPr>
+        <w:pStyle w:val="ListBullet"/>
+        <w:spacing w:line="240" w:lineRule="auto"/>
+        <w:ind w:left="720"/>
+      </w:pPr>
+      <w:r>
+        <w:rPr>
+          <w:lang w:val="sw_KE" w:bidi="sw_KE"/>
+        </w:rPr>
+      </w:r>
+      <w:r>
+        <w:rPr>
+          <w:lang w:val="sw_KE" w:bidi="sw_KE"/>
+        </w:rPr>
+        <w:t>Mwanzo 25:16</w:t>
+      </w:r>
+    </w:p>
+    <w:p>
+      <w:pPr>
+        <w:pStyle w:val="ListBullet"/>
+        <w:spacing w:line="240" w:lineRule="auto"/>
+        <w:ind w:left="720"/>
+      </w:pPr>
+      <w:r>
+        <w:rPr>
+          <w:lang w:val="sw_KE" w:bidi="sw_KE"/>
+        </w:rPr>
+      </w:r>
+      <w:r>
+        <w:rPr>
+          <w:lang w:val="sw_KE" w:bidi="sw_KE"/>
+        </w:rPr>
+        <w:t>Mwanzo 37:25–26</w:t>
+      </w:r>
     </w:p>
     <w:p>
       <w:pPr>
@@ -6241,258 +5833,192 @@
           <w:lang w:val="sw_KE" w:bidi="sw_KE"/>
         </w:rPr>
       </w:r>
-      <w:hyperlink r:id="rId80">
-        <w:r>
-          <w:rPr>
-            <w:lang w:val="sw_KE" w:bidi="sw_KE"/>
-          </w:rPr>
-          <w:rPr>
-            <w:color w:val="0000EE"/>
-            <w:u w:val="single"/>
-          </w:rPr>
-          <w:t>1 Mambo ya Nyakati 10:1</w:t>
-        </w:r>
-      </w:hyperlink>
-    </w:p>
-    <w:p>
-      <w:pPr>
-        <w:pStyle w:val="ListBullet"/>
-        <w:spacing w:line="240" w:lineRule="auto"/>
-        <w:ind w:left="720"/>
-      </w:pPr>
-      <w:r>
-        <w:rPr>
-          <w:lang w:val="sw_KE" w:bidi="sw_KE"/>
-        </w:rPr>
-      </w:r>
-      <w:hyperlink r:id="rId81">
-        <w:r>
-          <w:rPr>
-            <w:lang w:val="sw_KE" w:bidi="sw_KE"/>
-          </w:rPr>
-          <w:rPr>
-            <w:color w:val="0000EE"/>
-            <w:u w:val="single"/>
-          </w:rPr>
-          <w:t>1 Wafalme 8:2</w:t>
-        </w:r>
-      </w:hyperlink>
-    </w:p>
-    <w:p>
-      <w:pPr>
-        <w:pStyle w:val="ListBullet"/>
-        <w:spacing w:line="240" w:lineRule="auto"/>
-        <w:ind w:left="720"/>
-      </w:pPr>
-      <w:r>
-        <w:rPr>
-          <w:lang w:val="sw_KE" w:bidi="sw_KE"/>
-        </w:rPr>
-      </w:r>
-      <w:hyperlink r:id="rId82">
-        <w:r>
-          <w:rPr>
-            <w:lang w:val="sw_KE" w:bidi="sw_KE"/>
-          </w:rPr>
-          <w:rPr>
-            <w:color w:val="0000EE"/>
-            <w:u w:val="single"/>
-          </w:rPr>
-          <w:t>Matendo 2:36</w:t>
-        </w:r>
-      </w:hyperlink>
-    </w:p>
-    <w:p>
-      <w:pPr>
-        <w:pStyle w:val="ListBullet"/>
-        <w:spacing w:line="240" w:lineRule="auto"/>
-        <w:ind w:left="720"/>
-      </w:pPr>
-      <w:r>
-        <w:rPr>
-          <w:lang w:val="sw_KE" w:bidi="sw_KE"/>
-        </w:rPr>
-      </w:r>
-      <w:hyperlink r:id="rId83">
-        <w:r>
-          <w:rPr>
-            <w:lang w:val="sw_KE" w:bidi="sw_KE"/>
-          </w:rPr>
-          <w:rPr>
-            <w:color w:val="0000EE"/>
-            <w:u w:val="single"/>
-          </w:rPr>
-          <w:t>Matendo 7:24</w:t>
-        </w:r>
-      </w:hyperlink>
-    </w:p>
-    <w:p>
-      <w:pPr>
-        <w:pStyle w:val="ListBullet"/>
-        <w:spacing w:line="240" w:lineRule="auto"/>
-        <w:ind w:left="720"/>
-      </w:pPr>
-      <w:r>
-        <w:rPr>
-          <w:lang w:val="sw_KE" w:bidi="sw_KE"/>
-        </w:rPr>
-      </w:r>
-      <w:hyperlink r:id="rId84">
-        <w:r>
-          <w:rPr>
-            <w:lang w:val="sw_KE" w:bidi="sw_KE"/>
-          </w:rPr>
-          <w:rPr>
-            <w:color w:val="0000EE"/>
-            <w:u w:val="single"/>
-          </w:rPr>
-          <w:t>Matendo 13:23</w:t>
-        </w:r>
-      </w:hyperlink>
-    </w:p>
-    <w:p>
-      <w:pPr>
-        <w:pStyle w:val="ListBullet"/>
-        <w:spacing w:line="240" w:lineRule="auto"/>
-        <w:ind w:left="720"/>
-      </w:pPr>
-      <w:r>
-        <w:rPr>
-          <w:lang w:val="sw_KE" w:bidi="sw_KE"/>
-        </w:rPr>
-      </w:r>
-      <w:hyperlink r:id="rId85">
-        <w:r>
-          <w:rPr>
-            <w:lang w:val="sw_KE" w:bidi="sw_KE"/>
-          </w:rPr>
-          <w:rPr>
-            <w:color w:val="0000EE"/>
-            <w:u w:val="single"/>
-          </w:rPr>
-          <w:t>Yohana 1:49–51</w:t>
-        </w:r>
-      </w:hyperlink>
-    </w:p>
-    <w:p>
-      <w:pPr>
-        <w:pStyle w:val="ListBullet"/>
-        <w:spacing w:line="240" w:lineRule="auto"/>
-        <w:ind w:left="720"/>
-      </w:pPr>
-      <w:r>
-        <w:rPr>
-          <w:lang w:val="sw_KE" w:bidi="sw_KE"/>
-        </w:rPr>
-      </w:r>
-      <w:hyperlink r:id="rId86">
-        <w:r>
-          <w:rPr>
-            <w:lang w:val="sw_KE" w:bidi="sw_KE"/>
-          </w:rPr>
-          <w:rPr>
-            <w:color w:val="0000EE"/>
-            <w:u w:val="single"/>
-          </w:rPr>
-          <w:t>Luke 24:21</w:t>
-        </w:r>
-      </w:hyperlink>
-    </w:p>
-    <w:p>
-      <w:pPr>
-        <w:pStyle w:val="ListBullet"/>
-        <w:spacing w:line="240" w:lineRule="auto"/>
-        <w:ind w:left="720"/>
-      </w:pPr>
-      <w:r>
-        <w:rPr>
-          <w:lang w:val="sw_KE" w:bidi="sw_KE"/>
-        </w:rPr>
-      </w:r>
-      <w:hyperlink r:id="rId87">
-        <w:r>
-          <w:rPr>
-            <w:lang w:val="sw_KE" w:bidi="sw_KE"/>
-          </w:rPr>
-          <w:rPr>
-            <w:color w:val="0000EE"/>
-            <w:u w:val="single"/>
-          </w:rPr>
-          <w:t>Marko 12:29</w:t>
-        </w:r>
-      </w:hyperlink>
-    </w:p>
-    <w:p>
-      <w:pPr>
-        <w:pStyle w:val="ListBullet"/>
-        <w:spacing w:line="240" w:lineRule="auto"/>
-        <w:ind w:left="720"/>
-      </w:pPr>
-      <w:r>
-        <w:rPr>
-          <w:lang w:val="sw_KE" w:bidi="sw_KE"/>
-        </w:rPr>
-      </w:r>
-      <w:hyperlink r:id="rId88">
-        <w:r>
-          <w:rPr>
-            <w:lang w:val="sw_KE" w:bidi="sw_KE"/>
-          </w:rPr>
-          <w:rPr>
-            <w:color w:val="0000EE"/>
-            <w:u w:val="single"/>
-          </w:rPr>
-          <w:t>Mathayo 2:6</w:t>
-        </w:r>
-      </w:hyperlink>
-    </w:p>
-    <w:p>
-      <w:pPr>
-        <w:pStyle w:val="ListBullet"/>
-        <w:spacing w:line="240" w:lineRule="auto"/>
-        <w:ind w:left="720"/>
-      </w:pPr>
-      <w:r>
-        <w:rPr>
-          <w:lang w:val="sw_KE" w:bidi="sw_KE"/>
-        </w:rPr>
-      </w:r>
-      <w:hyperlink r:id="rId89">
-        <w:r>
-          <w:rPr>
-            <w:lang w:val="sw_KE" w:bidi="sw_KE"/>
-          </w:rPr>
-          <w:rPr>
-            <w:color w:val="0000EE"/>
-            <w:u w:val="single"/>
-          </w:rPr>
-          <w:t>Mathayo 27:9</w:t>
-        </w:r>
-      </w:hyperlink>
-    </w:p>
-    <w:p>
-      <w:pPr>
-        <w:pStyle w:val="ListBullet"/>
-        <w:spacing w:line="240" w:lineRule="auto"/>
-        <w:ind w:left="720"/>
-      </w:pPr>
-      <w:r>
-        <w:rPr>
-          <w:lang w:val="sw_KE" w:bidi="sw_KE"/>
-        </w:rPr>
-      </w:r>
-      <w:hyperlink r:id="rId90">
-        <w:r>
-          <w:rPr>
-            <w:lang w:val="sw_KE" w:bidi="sw_KE"/>
-          </w:rPr>
-          <w:rPr>
-            <w:color w:val="0000EE"/>
-            <w:u w:val="single"/>
-          </w:rPr>
-          <w:t>Wafilipi 3:4–5</w:t>
-        </w:r>
-      </w:hyperlink>
+      <w:r>
+        <w:rPr>
+          <w:lang w:val="sw_KE" w:bidi="sw_KE"/>
+        </w:rPr>
+        <w:t>1 Mambo ya Nyakati 10:1</w:t>
+      </w:r>
+    </w:p>
+    <w:p>
+      <w:pPr>
+        <w:pStyle w:val="ListBullet"/>
+        <w:spacing w:line="240" w:lineRule="auto"/>
+        <w:ind w:left="720"/>
+      </w:pPr>
+      <w:r>
+        <w:rPr>
+          <w:lang w:val="sw_KE" w:bidi="sw_KE"/>
+        </w:rPr>
+      </w:r>
+      <w:r>
+        <w:rPr>
+          <w:lang w:val="sw_KE" w:bidi="sw_KE"/>
+        </w:rPr>
+        <w:t>1 Wafalme 8:2</w:t>
+      </w:r>
+    </w:p>
+    <w:p>
+      <w:pPr>
+        <w:pStyle w:val="ListBullet"/>
+        <w:spacing w:line="240" w:lineRule="auto"/>
+        <w:ind w:left="720"/>
+      </w:pPr>
+      <w:r>
+        <w:rPr>
+          <w:lang w:val="sw_KE" w:bidi="sw_KE"/>
+        </w:rPr>
+      </w:r>
+      <w:r>
+        <w:rPr>
+          <w:lang w:val="sw_KE" w:bidi="sw_KE"/>
+        </w:rPr>
+        <w:t>Matendo 2:36</w:t>
+      </w:r>
+    </w:p>
+    <w:p>
+      <w:pPr>
+        <w:pStyle w:val="ListBullet"/>
+        <w:spacing w:line="240" w:lineRule="auto"/>
+        <w:ind w:left="720"/>
+      </w:pPr>
+      <w:r>
+        <w:rPr>
+          <w:lang w:val="sw_KE" w:bidi="sw_KE"/>
+        </w:rPr>
+      </w:r>
+      <w:r>
+        <w:rPr>
+          <w:lang w:val="sw_KE" w:bidi="sw_KE"/>
+        </w:rPr>
+        <w:t>Matendo 7:24</w:t>
+      </w:r>
+    </w:p>
+    <w:p>
+      <w:pPr>
+        <w:pStyle w:val="ListBullet"/>
+        <w:spacing w:line="240" w:lineRule="auto"/>
+        <w:ind w:left="720"/>
+      </w:pPr>
+      <w:r>
+        <w:rPr>
+          <w:lang w:val="sw_KE" w:bidi="sw_KE"/>
+        </w:rPr>
+      </w:r>
+      <w:r>
+        <w:rPr>
+          <w:lang w:val="sw_KE" w:bidi="sw_KE"/>
+        </w:rPr>
+        <w:t>Matendo 13:23</w:t>
+      </w:r>
+    </w:p>
+    <w:p>
+      <w:pPr>
+        <w:pStyle w:val="ListBullet"/>
+        <w:spacing w:line="240" w:lineRule="auto"/>
+        <w:ind w:left="720"/>
+      </w:pPr>
+      <w:r>
+        <w:rPr>
+          <w:lang w:val="sw_KE" w:bidi="sw_KE"/>
+        </w:rPr>
+      </w:r>
+      <w:r>
+        <w:rPr>
+          <w:lang w:val="sw_KE" w:bidi="sw_KE"/>
+        </w:rPr>
+        <w:t>Yohana 1:49–51</w:t>
+      </w:r>
+    </w:p>
+    <w:p>
+      <w:pPr>
+        <w:pStyle w:val="ListBullet"/>
+        <w:spacing w:line="240" w:lineRule="auto"/>
+        <w:ind w:left="720"/>
+      </w:pPr>
+      <w:r>
+        <w:rPr>
+          <w:lang w:val="sw_KE" w:bidi="sw_KE"/>
+        </w:rPr>
+      </w:r>
+      <w:r>
+        <w:rPr>
+          <w:lang w:val="sw_KE" w:bidi="sw_KE"/>
+        </w:rPr>
+        <w:t>Luke 24:21</w:t>
+      </w:r>
+    </w:p>
+    <w:p>
+      <w:pPr>
+        <w:pStyle w:val="ListBullet"/>
+        <w:spacing w:line="240" w:lineRule="auto"/>
+        <w:ind w:left="720"/>
+      </w:pPr>
+      <w:r>
+        <w:rPr>
+          <w:lang w:val="sw_KE" w:bidi="sw_KE"/>
+        </w:rPr>
+      </w:r>
+      <w:r>
+        <w:rPr>
+          <w:lang w:val="sw_KE" w:bidi="sw_KE"/>
+        </w:rPr>
+        <w:t>Marko 12:29</w:t>
+      </w:r>
+    </w:p>
+    <w:p>
+      <w:pPr>
+        <w:pStyle w:val="ListBullet"/>
+        <w:spacing w:line="240" w:lineRule="auto"/>
+        <w:ind w:left="720"/>
+      </w:pPr>
+      <w:r>
+        <w:rPr>
+          <w:lang w:val="sw_KE" w:bidi="sw_KE"/>
+        </w:rPr>
+      </w:r>
+      <w:r>
+        <w:rPr>
+          <w:lang w:val="sw_KE" w:bidi="sw_KE"/>
+        </w:rPr>
+        <w:t>Mathayo 2:6</w:t>
+      </w:r>
+    </w:p>
+    <w:p>
+      <w:pPr>
+        <w:pStyle w:val="ListBullet"/>
+        <w:spacing w:line="240" w:lineRule="auto"/>
+        <w:ind w:left="720"/>
+      </w:pPr>
+      <w:r>
+        <w:rPr>
+          <w:lang w:val="sw_KE" w:bidi="sw_KE"/>
+        </w:rPr>
+      </w:r>
+      <w:r>
+        <w:rPr>
+          <w:lang w:val="sw_KE" w:bidi="sw_KE"/>
+        </w:rPr>
+        <w:t>Mathayo 27:9</w:t>
+      </w:r>
+    </w:p>
+    <w:p>
+      <w:pPr>
+        <w:pStyle w:val="ListBullet"/>
+        <w:spacing w:line="240" w:lineRule="auto"/>
+        <w:ind w:left="720"/>
+      </w:pPr>
+      <w:r>
+        <w:rPr>
+          <w:lang w:val="sw_KE" w:bidi="sw_KE"/>
+        </w:rPr>
+      </w:r>
+      <w:r>
+        <w:rPr>
+          <w:lang w:val="sw_KE" w:bidi="sw_KE"/>
+        </w:rPr>
+        <w:t>Wafilipi 3:4–5</w:t>
+      </w:r>
     </w:p>
     <w:p>
       <w:pPr>

--- a/swh/docx/010.content.docx
+++ b/swh/docx/010.content.docx
@@ -595,19 +595,7 @@
         <w:rPr>
           <w:lang w:val="sw_KE" w:bidi="sw_KE"/>
         </w:rPr>
-        <w:t xml:space="preserve">(Tazama pia: </w:t>
-      </w:r>
-      <w:r>
-        <w:rPr>
-          <w:lang w:val="sw_KE" w:bidi="sw_KE"/>
-        </w:rPr>
-        <w:t>ua</w:t>
-      </w:r>
-      <w:r>
-        <w:rPr>
-          <w:lang w:val="sw_KE" w:bidi="sw_KE"/>
-        </w:rPr>
-        <w:t xml:space="preserve">, </w:t>
+        <w:t xml:space="preserve">(Tazama pia: ua, </w:t>
       </w:r>
       <w:r>
         <w:rPr>
@@ -1845,55 +1833,31 @@
         <w:rPr>
           <w:lang w:val="sw_KE" w:bidi="sw_KE"/>
         </w:rPr>
+        <w:t xml:space="preserve">, kujiamini, </w:t>
+      </w:r>
+      <w:r>
+        <w:rPr>
+          <w:lang w:val="sw_KE" w:bidi="sw_KE"/>
+        </w:rPr>
+        <w:t>imani</w:t>
+      </w:r>
+      <w:r>
+        <w:rPr>
+          <w:lang w:val="sw_KE" w:bidi="sw_KE"/>
+        </w:rPr>
         <w:t xml:space="preserve">, </w:t>
       </w:r>
       <w:r>
         <w:rPr>
           <w:lang w:val="sw_KE" w:bidi="sw_KE"/>
         </w:rPr>
-        <w:t>kujiamini</w:t>
-      </w:r>
-      <w:r>
-        <w:rPr>
-          <w:lang w:val="sw_KE" w:bidi="sw_KE"/>
-        </w:rPr>
-        <w:t xml:space="preserve">, </w:t>
-      </w:r>
-      <w:r>
-        <w:rPr>
-          <w:lang w:val="sw_KE" w:bidi="sw_KE"/>
-        </w:rPr>
-        <w:t>imani</w:t>
-      </w:r>
-      <w:r>
-        <w:rPr>
-          <w:lang w:val="sw_KE" w:bidi="sw_KE"/>
-        </w:rPr>
-        <w:t xml:space="preserve">, </w:t>
-      </w:r>
-      <w:r>
-        <w:rPr>
-          <w:lang w:val="sw_KE" w:bidi="sw_KE"/>
-        </w:rPr>
         <w:t>Mwaminifu</w:t>
       </w:r>
       <w:r>
         <w:rPr>
           <w:lang w:val="sw_KE" w:bidi="sw_KE"/>
         </w:rPr>
-        <w:t xml:space="preserve">, </w:t>
-      </w:r>
-      <w:r>
-        <w:rPr>
-          <w:lang w:val="sw_KE" w:bidi="sw_KE"/>
-        </w:rPr>
-        <w:t>kweli</w:t>
-      </w:r>
-      <w:r>
-        <w:rPr>
-          <w:lang w:val="sw_KE" w:bidi="sw_KE"/>
-        </w:rPr>
-        <w:t>)</w:t>
+        <w:t>, kweli)</w:t>
       </w:r>
     </w:p>
     <w:p>
